--- a/src/Tests/Inputs/agendas-minutes/05/input.docx
+++ b/src/Tests/Inputs/agendas-minutes/05/input.docx
@@ -1,6 +1,6 @@
 
 <file path=word/document.xml><?xml version="1.0" encoding="utf-8"?>
-<w:document xmlns:wpc="http://schemas.microsoft.com/office/word/2010/wordprocessingCanvas" xmlns:cx="http://schemas.microsoft.com/office/drawing/2014/chartex" xmlns:cx1="http://schemas.microsoft.com/office/drawing/2015/9/8/chartex" xmlns:cx2="http://schemas.microsoft.com/office/drawing/2015/10/21/chartex" xmlns:cx3="http://schemas.microsoft.com/office/drawing/2016/5/9/chartex" xmlns:cx4="http://schemas.microsoft.com/office/drawing/2016/5/10/chartex" xmlns:cx5="http://schemas.microsoft.com/office/drawing/2016/5/11/chartex" xmlns:cx6="http://schemas.microsoft.com/office/drawing/2016/5/12/chartex" xmlns:cx7="http://schemas.microsoft.com/office/drawing/2016/5/13/chartex" xmlns:cx8="http://schemas.microsoft.com/office/drawing/2016/5/14/chartex" xmlns:mc="http://schemas.openxmlformats.org/markup-compatibility/2006" xmlns:aink="http://schemas.microsoft.com/office/drawing/2016/ink" xmlns:am3d="http://schemas.microsoft.com/office/drawing/2017/model3d" xmlns:o="urn:schemas-microsoft-com:office:office" xmlns:oel="http://schemas.microsoft.com/office/2019/extlst" xmlns:r="http://schemas.openxmlformats.org/officeDocument/2006/relationships" xmlns:m="http://schemas.openxmlformats.org/officeDocument/2006/math" xmlns:v="urn:schemas-microsoft-com:vml" xmlns:wp14="http://schemas.microsoft.com/office/word/2010/wordprocessingDrawing" xmlns:wp="http://schemas.openxmlformats.org/drawingml/2006/wordprocessingDrawing" xmlns:w10="urn:schemas-microsoft-com:office:word" xmlns:w="http://schemas.openxmlformats.org/wordprocessingml/2006/main" xmlns:w14="http://schemas.microsoft.com/office/word/2010/wordml" xmlns:w15="http://schemas.microsoft.com/office/word/2012/wordml" xmlns:w16cex="http://schemas.microsoft.com/office/word/2018/wordml/cex" xmlns:w16cid="http://schemas.microsoft.com/office/word/2016/wordml/cid" xmlns:w16="http://schemas.microsoft.com/office/word/2018/wordml" xmlns:w16du="http://schemas.microsoft.com/office/word/2023/wordml/word16du" xmlns:w16sdtdh="http://schemas.microsoft.com/office/word/2020/wordml/sdtdatahash" xmlns:w16se="http://schemas.microsoft.com/office/word/2015/wordml/symex" xmlns:wpg="http://schemas.microsoft.com/office/word/2010/wordprocessingGroup" xmlns:wpi="http://schemas.microsoft.com/office/word/2010/wordprocessingInk" xmlns:wne="http://schemas.microsoft.com/office/word/2006/wordml" xmlns:wps="http://schemas.microsoft.com/office/word/2010/wordprocessingShape" mc:Ignorable="w14 w15 w16se w16cid w16 w16cex w16sdtdh wp14">
+<w:document xmlns:a="http://schemas.openxmlformats.org/drawingml/2006/main" xmlns:adec="http://schemas.microsoft.com/office/drawing/2017/decorative" xmlns:pic="http://schemas.openxmlformats.org/drawingml/2006/picture" xmlns:a14="http://schemas.microsoft.com/office/drawing/2010/main" xmlns:wpc="http://schemas.microsoft.com/office/word/2010/wordprocessingCanvas" xmlns:cx="http://schemas.microsoft.com/office/drawing/2014/chartex" xmlns:cx1="http://schemas.microsoft.com/office/drawing/2015/9/8/chartex" xmlns:cx2="http://schemas.microsoft.com/office/drawing/2015/10/21/chartex" xmlns:cx3="http://schemas.microsoft.com/office/drawing/2016/5/9/chartex" xmlns:cx4="http://schemas.microsoft.com/office/drawing/2016/5/10/chartex" xmlns:cx5="http://schemas.microsoft.com/office/drawing/2016/5/11/chartex" xmlns:cx6="http://schemas.microsoft.com/office/drawing/2016/5/12/chartex" xmlns:cx7="http://schemas.microsoft.com/office/drawing/2016/5/13/chartex" xmlns:cx8="http://schemas.microsoft.com/office/drawing/2016/5/14/chartex" xmlns:mc="http://schemas.openxmlformats.org/markup-compatibility/2006" xmlns:aink="http://schemas.microsoft.com/office/drawing/2016/ink" xmlns:am3d="http://schemas.microsoft.com/office/drawing/2017/model3d" xmlns:o="urn:schemas-microsoft-com:office:office" xmlns:oel="http://schemas.microsoft.com/office/2019/extlst" xmlns:r="http://schemas.openxmlformats.org/officeDocument/2006/relationships" xmlns:m="http://schemas.openxmlformats.org/officeDocument/2006/math" xmlns:v="urn:schemas-microsoft-com:vml" xmlns:wp14="http://schemas.microsoft.com/office/word/2010/wordprocessingDrawing" xmlns:wp="http://schemas.openxmlformats.org/drawingml/2006/wordprocessingDrawing" xmlns:w10="urn:schemas-microsoft-com:office:word" xmlns:w="http://schemas.openxmlformats.org/wordprocessingml/2006/main" xmlns:w14="http://schemas.microsoft.com/office/word/2010/wordml" xmlns:w15="http://schemas.microsoft.com/office/word/2012/wordml" xmlns:w16cex="http://schemas.microsoft.com/office/word/2018/wordml/cex" xmlns:w16cid="http://schemas.microsoft.com/office/word/2016/wordml/cid" xmlns:w16="http://schemas.microsoft.com/office/word/2018/wordml" xmlns:w16du="http://schemas.microsoft.com/office/word/2023/wordml/word16du" xmlns:w16sdtdh="http://schemas.microsoft.com/office/word/2020/wordml/sdtdatahash" xmlns:w16se="http://schemas.microsoft.com/office/word/2015/wordml/symex" xmlns:wpg="http://schemas.microsoft.com/office/word/2010/wordprocessingGroup" xmlns:wpi="http://schemas.microsoft.com/office/word/2010/wordprocessingInk" xmlns:wne="http://schemas.microsoft.com/office/word/2006/wordml" xmlns:wps="http://schemas.microsoft.com/office/word/2010/wordprocessingShape" mc:Ignorable="w14 w15 w16se w16cid w16 w16cex w16sdtdh wp14">
   <w:body>
     <w:p>
       <w:r>
@@ -18,7 +18,7 @@
         <mc:AlternateContent>
           <mc:Choice Requires="wpg">
             <w:drawing>
-              <wp:anchor distT="0" distB="0" distL="114300" distR="114300" simplePos="0" relativeHeight="251671552" behindDoc="1" locked="1" layoutInCell="1" allowOverlap="1" wp14:anchorId="5E478FFC" wp14:editId="1E184819">
+              <wp:anchor distT="0" distB="0" distL="114300" distR="114300" simplePos="0" relativeHeight="251671552" behindDoc="1" locked="1" layoutInCell="1" allowOverlap="1" wp14:editId="1E184819" wp14:anchorId="5E478FFC">
                 <wp:simplePos x="0" y="0"/>
                 <wp:positionH relativeFrom="column">
                   <wp:posOffset>-1051560</wp:posOffset>
@@ -1965,88 +1965,88 @@
           </mc:Choice>
           <mc:Fallback>
             <w:pict>
-              <v:group w14:anchorId="6B292326" id="Group 70" o:spid="_x0000_s1026" alt="&quot;&quot;" style="position:absolute;margin-left:-82.8pt;margin-top:-59.1pt;width:613.45pt;height:11in;z-index:-251644928;mso-width-relative:margin;mso-height-relative:margin" coordsize="77857,100569" o:gfxdata="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">
-                <v:shape id="Freeform: Shape 2" o:spid="_x0000_s1027" style="position:absolute;left:48545;top:11;width:3411;height:2652;visibility:visible;mso-wrap-style:square;v-text-anchor:middle" coordsize="341135,265146" o:gfxdata="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" path="m185336,r3282,l255802,117085r85333,148061l170567,264713,,264282,85796,116977,153333,r32003,xe" fillcolor="#9ed9d5 [3207]" stroked="f" strokeweight="1pt">
+              <v:group id="Group 70" style="position:absolute;margin-left:-82.8pt;margin-top:-59.1pt;width:613.45pt;height:11in;z-index:-251644928;mso-width-relative:margin;mso-height-relative:margin" alt="&quot;&quot;" coordsize="77857,100569" o:spid="_x0000_s1026" o:gfxdata="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" w14:anchorId="6B292326">
+                <v:shape id="Freeform: Shape 2" style="position:absolute;left:48545;top:11;width:3411;height:2652;visibility:visible;mso-wrap-style:square;v-text-anchor:middle" coordsize="341135,265146" o:spid="_x0000_s1027" fillcolor="#9ed9d5 [3207]" stroked="f" strokeweight="1pt" path="m185336,r3282,l255802,117085r85333,148061l170567,264713,,264282,85796,116977,153333,r32003,xe" o:gfxdata="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">
                   <v:stroke joinstyle="miter"/>
                   <v:path arrowok="t" o:connecttype="custom" o:connectlocs="185336,0;188618,0;255802,117085;341135,265146;170567,264713;0,264282;85796,116977;153333,0" o:connectangles="0,0,0,0,0,0,0,0"/>
                 </v:shape>
-                <v:shape id="Freeform: Shape 3" o:spid="_x0000_s1028" style="position:absolute;left:133;top:83624;width:1645;height:3411;visibility:visible;mso-wrap-style:square;v-text-anchor:middle" coordsize="164559,341136" o:gfxdata="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" path="m163692,r433,170568l164559,341136,16498,255801,,246334,,95257,16388,85795,163692,xe" fillcolor="#9ed9d5 [3207]" stroked="f" strokeweight="1pt">
+                <v:shape id="Freeform: Shape 3" style="position:absolute;left:133;top:83624;width:1645;height:3411;visibility:visible;mso-wrap-style:square;v-text-anchor:middle" coordsize="164559,341136" o:spid="_x0000_s1028" fillcolor="#9ed9d5 [3207]" stroked="f" strokeweight="1pt" path="m163692,r433,170568l164559,341136,16498,255801,,246334,,95257,16388,85795,163692,xe" o:gfxdata="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">
                   <v:stroke joinstyle="miter"/>
                   <v:path arrowok="t" o:connecttype="custom" o:connectlocs="163692,0;164125,170568;164559,341136;16498,255801;0,246334;0,95257;16388,85795" o:connectangles="0,0,0,0,0,0,0"/>
                 </v:shape>
-                <v:shape id="Freeform 32" o:spid="_x0000_s1029" style="position:absolute;left:68151;top:5075;width:5777;height:6679;rotation:90;visibility:visible;mso-wrap-style:square;v-text-anchor:middle" coordsize="577850,668020" o:gfxdata="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" path="m289560,501650l577850,335280,289560,167640,1270,,,334010,,668020,289560,501650xe" fillcolor="#9ed9d5 [3207]" stroked="f" strokeweight="1pt">
+                <v:shape id="Freeform 32" style="position:absolute;left:68151;top:5075;width:5777;height:6679;rotation:90;visibility:visible;mso-wrap-style:square;v-text-anchor:middle" coordsize="577850,668020" o:spid="_x0000_s1029" fillcolor="#9ed9d5 [3207]" stroked="f" strokeweight="1pt" path="m289560,501650l577850,335280,289560,167640,1270,,,334010,,668020,289560,501650xe" o:gfxdata="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">
                   <v:stroke joinstyle="miter"/>
                   <v:path arrowok="t" o:connecttype="custom" o:connectlocs="289509,501570;577748,335227;289509,167613;1270,0;0,333957;0,667914" o:connectangles="0,0,0,0,0,0"/>
                 </v:shape>
-                <v:shape id="Freeform: Shape 5" o:spid="_x0000_s1030" style="position:absolute;left:59184;top:-778;width:10209;height:11787;rotation:90;visibility:visible;mso-wrap-style:square;v-text-anchor:middle" coordsize="1020874,1178737" o:gfxdata="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" path="m,1178737l,,441857,256944r579017,335227l441856,924858,,1178737xe" fillcolor="#febb3f [3206]" stroked="f" strokeweight="1pt">
+                <v:shape id="Freeform: Shape 5" style="position:absolute;left:59184;top:-778;width:10209;height:11787;rotation:90;visibility:visible;mso-wrap-style:square;v-text-anchor:middle" coordsize="1020874,1178737" o:spid="_x0000_s1030" fillcolor="#febb3f [3206]" stroked="f" strokeweight="1pt" path="m,1178737l,,441857,256944r579017,335227l441856,924858,,1178737xe" o:gfxdata="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">
                   <v:stroke joinstyle="miter"/>
                   <v:path arrowok="t" o:connecttype="custom" o:connectlocs="0,1178737;0,0;441857,256944;1020874,592171;441856,924858" o:connectangles="0,0,0,0,0"/>
                 </v:shape>
-                <v:shape id="Freeform: Shape 6" o:spid="_x0000_s1031" style="position:absolute;left:72255;top:-328;width:4413;height:5092;rotation:90;visibility:visible;mso-wrap-style:square;v-text-anchor:middle" coordsize="441223,509240" o:gfxdata="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" path="m,509240l,,152032,87834,441223,255447,152032,421791,,509240xe" fillcolor="#000942 [3204]" stroked="f" strokeweight="1pt">
+                <v:shape id="Freeform: Shape 6" style="position:absolute;left:72255;top:-328;width:4413;height:5092;rotation:90;visibility:visible;mso-wrap-style:square;v-text-anchor:middle" coordsize="441223,509240" o:spid="_x0000_s1031" fillcolor="#000942 [3204]" stroked="f" strokeweight="1pt" path="m,509240l,,152032,87834,441223,255447,152032,421791,,509240xe" o:gfxdata="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">
                   <v:stroke joinstyle="miter"/>
                   <v:path arrowok="t" o:connecttype="custom" o:connectlocs="0,509240;0,0;152032,87834;441223,255447;152032,421791" o:connectangles="0,0,0,0,0"/>
                 </v:shape>
-                <v:shape id="Freeform: Shape 11" o:spid="_x0000_s1032" style="position:absolute;left:68547;top:-836;width:4985;height:6679;rotation:-90;visibility:visible;mso-wrap-style:square;v-text-anchor:middle" coordsize="498450,667914" o:gfxdata="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" path="m498450,289115r,91875l289509,501571,,667914,,333957,1270,,289509,167614,498450,289115xe" fillcolor="#5abeb7 [2407]" stroked="f" strokeweight="1pt">
+                <v:shape id="Freeform: Shape 11" style="position:absolute;left:68547;top:-836;width:4985;height:6679;rotation:-90;visibility:visible;mso-wrap-style:square;v-text-anchor:middle" coordsize="498450,667914" o:spid="_x0000_s1032" fillcolor="#5abeb7 [2407]" stroked="f" strokeweight="1pt" path="m498450,289115r,91875l289509,501571,,667914,,333957,1270,,289509,167614,498450,289115xe" o:gfxdata="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">
                   <v:stroke joinstyle="miter"/>
                   <v:path arrowok="t" o:connecttype="custom" o:connectlocs="498450,289115;498450,380990;289509,501571;0,667914;0,333957;1270,0;289509,167614" o:connectangles="0,0,0,0,0,0,0"/>
                 </v:shape>
-                <v:shape id="Freeform: Shape 7" o:spid="_x0000_s1033" style="position:absolute;left:73304;top:6750;width:5777;height:3329;rotation:90;visibility:visible;mso-wrap-style:square;v-text-anchor:middle" coordsize="577748,332886" o:gfxdata="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" path="m,332886l,,577407,r341,199l289509,166542,,332886xe" fillcolor="#febb3f [3206]" stroked="f" strokeweight="1pt">
+                <v:shape id="Freeform: Shape 7" style="position:absolute;left:73304;top:6750;width:5777;height:3329;rotation:90;visibility:visible;mso-wrap-style:square;v-text-anchor:middle" coordsize="577748,332886" o:spid="_x0000_s1033" fillcolor="#febb3f [3206]" stroked="f" strokeweight="1pt" path="m,332886l,,577407,r341,199l289509,166542,,332886xe" o:gfxdata="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">
                   <v:stroke joinstyle="miter"/>
                   <v:path arrowok="t" o:connecttype="custom" o:connectlocs="0,332886;0,0;577407,0;577748,199;289509,166542" o:connectangles="0,0,0,0,0"/>
                 </v:shape>
-                <v:shape id="Freeform: Shape 8" o:spid="_x0000_s1034" style="position:absolute;left:51593;top:-370;width:5001;height:5763;rotation:90;visibility:visible;mso-wrap-style:square;v-text-anchor:middle" coordsize="500040,576304" o:gfxdata="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" path="m,576304l1,,210372,121381,500040,289053,210372,455455,,576304xe" fillcolor="#9ed9d5 [3207]" stroked="f" strokeweight="1pt">
+                <v:shape id="Freeform: Shape 8" style="position:absolute;left:51593;top:-370;width:5001;height:5763;rotation:90;visibility:visible;mso-wrap-style:square;v-text-anchor:middle" coordsize="500040,576304" o:spid="_x0000_s1034" fillcolor="#9ed9d5 [3207]" stroked="f" strokeweight="1pt" path="m,576304l1,,210372,121381,500040,289053,210372,455455,,576304xe" o:gfxdata="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">
                   <v:stroke joinstyle="miter"/>
                   <v:path arrowok="t" o:connecttype="custom" o:connectlocs="0,576304;1,0;210372,121381;500040,289053;210372,455455" o:connectangles="0,0,0,0,0"/>
                 </v:shape>
-                <v:shape id="Freeform: Shape 9" o:spid="_x0000_s1035" style="position:absolute;left:55216;top:-627;width:5390;height:6666;rotation:-90;visibility:visible;mso-wrap-style:square;v-text-anchor:middle" coordsize="538954,666644" o:gfxdata="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" path="m538954,311398r,44947l289509,500301,,666644,,332687,1270,,289509,166344,538954,311398xe" fillcolor="#5abeb7 [2407]" stroked="f" strokeweight="1pt">
+                <v:shape id="Freeform: Shape 9" style="position:absolute;left:55216;top:-627;width:5390;height:6666;rotation:-90;visibility:visible;mso-wrap-style:square;v-text-anchor:middle" coordsize="538954,666644" o:spid="_x0000_s1035" fillcolor="#5abeb7 [2407]" stroked="f" strokeweight="1pt" path="m538954,311398r,44947l289509,500301,,666644,,332687,1270,,289509,166344,538954,311398xe" o:gfxdata="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">
                   <v:stroke joinstyle="miter"/>
                   <v:path arrowok="t" o:connecttype="custom" o:connectlocs="538954,311398;538954,356345;289509,500301;0,666644;0,332687;1270,0;289509,166344" o:connectangles="0,0,0,0,0,0,0"/>
                 </v:shape>
-                <v:shape id="Freeform 40" o:spid="_x0000_s1036" style="position:absolute;left:74435;top:10045;width:2959;height:3410;rotation:90;visibility:visible;mso-wrap-style:square;v-text-anchor:middle" coordsize="579120,668020" o:gfxdata="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" path="m289560,501650l579120,335280,289560,167640,1270,r,334010l,668020,289560,501650xe" fillcolor="#000942 [3204]" stroked="f" strokeweight="1pt">
+                <v:shape id="Freeform 40" style="position:absolute;left:74435;top:10045;width:2959;height:3410;rotation:90;visibility:visible;mso-wrap-style:square;v-text-anchor:middle" coordsize="579120,668020" o:spid="_x0000_s1036" fillcolor="#000942 [3204]" stroked="f" strokeweight="1pt" path="m289560,501650l579120,335280,289560,167640,1270,r,334010l,668020,289560,501650xe" o:gfxdata="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">
                   <v:stroke joinstyle="miter"/>
                   <v:path arrowok="t" o:connecttype="custom" o:connectlocs="147929,256030;295858,171119;147929,85559;649,0;649,170471;0,340941" o:connectangles="0,0,0,0,0,0"/>
                 </v:shape>
-                <v:shape id="Freeform 40" o:spid="_x0000_s1037" style="position:absolute;left:72700;top:6457;width:2958;height:3410;rotation:-90;visibility:visible;mso-wrap-style:square;v-text-anchor:middle" coordsize="579120,668020" o:gfxdata="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" path="m289560,501650l579120,335280,289560,167640,1270,r,334010l,668020,289560,501650xe" fillcolor="#000942 [3204]" stroked="f" strokeweight="1pt">
+                <v:shape id="Freeform 40" style="position:absolute;left:72700;top:6457;width:2958;height:3410;rotation:-90;visibility:visible;mso-wrap-style:square;v-text-anchor:middle" coordsize="579120,668020" o:spid="_x0000_s1037" fillcolor="#000942 [3204]" stroked="f" strokeweight="1pt" path="m289560,501650l579120,335280,289560,167640,1270,r,334010l,668020,289560,501650xe" o:gfxdata="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">
                   <v:stroke joinstyle="miter"/>
                   <v:path arrowok="t" o:connecttype="custom" o:connectlocs="147929,256030;295858,171119;147929,85559;649,0;649,170471;0,340941" o:connectangles="0,0,0,0,0,0"/>
                 </v:shape>
-                <v:shape id="Freeform 31" o:spid="_x0000_s1038" style="position:absolute;left:60018;top:-902;width:10926;height:12729;rotation:90;visibility:visible;mso-wrap-style:square;v-text-anchor:middle" coordsize="546412,636584" o:gfxdata="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" path="m635,636584l256852,485456,546412,319086,256852,151446,,e" filled="f" strokecolor="#5abeb7 [2407]" strokeweight="1pt">
+                <v:shape id="Freeform 31" style="position:absolute;left:60018;top:-902;width:10926;height:12729;rotation:90;visibility:visible;mso-wrap-style:square;v-text-anchor:middle" coordsize="546412,636584" o:spid="_x0000_s1038" filled="f" strokecolor="#5abeb7 [2407]" strokeweight="1pt" path="m635,636584l256852,485456,546412,319086,256852,151446,,e" o:gfxdata="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">
                   <v:stroke joinstyle="miter"/>
                   <v:path arrowok="t" o:connecttype="custom" o:connectlocs="1270,1272966;513613,970758;1092631,638071;513613,302844;0,0" o:connectangles="0,0,0,0,0"/>
                 </v:shape>
-                <v:shape id="Freeform 40" o:spid="_x0000_s1039" style="position:absolute;left:73904;top:10403;width:2958;height:3410;rotation:90;visibility:visible;mso-wrap-style:square;v-text-anchor:middle" coordsize="579120,668020" o:gfxdata="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" path="m289560,501650l579120,335280,289560,167640,1270,r,334010l,668020,289560,501650xe" filled="f" strokecolor="#9ed9d5 [3207]" strokeweight="1pt">
+                <v:shape id="Freeform 40" style="position:absolute;left:73904;top:10403;width:2958;height:3410;rotation:90;visibility:visible;mso-wrap-style:square;v-text-anchor:middle" coordsize="579120,668020" o:spid="_x0000_s1039" filled="f" strokecolor="#9ed9d5 [3207]" strokeweight="1pt" path="m289560,501650l579120,335280,289560,167640,1270,r,334010l,668020,289560,501650xe" o:gfxdata="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">
                   <v:stroke joinstyle="miter"/>
                   <v:path arrowok="t" o:connecttype="custom" o:connectlocs="147929,256030;295858,171119;147929,85559;649,0;649,170471;0,340941" o:connectangles="0,0,0,0,0,0"/>
                 </v:shape>
-                <v:shape id="Freeform 32" o:spid="_x0000_s1040" style="position:absolute;left:55016;top:5653;width:5778;height:6679;rotation:90;visibility:visible;mso-wrap-style:square;v-text-anchor:middle" coordsize="577850,668020" o:gfxdata="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" path="m289560,501650l577850,335280,289560,167640,1270,,,334010,,668020,289560,501650xe" fillcolor="#9ed9d5 [3207]" stroked="f" strokeweight="1pt">
+                <v:shape id="Freeform 32" style="position:absolute;left:55016;top:5653;width:5778;height:6679;rotation:90;visibility:visible;mso-wrap-style:square;v-text-anchor:middle" coordsize="577850,668020" o:spid="_x0000_s1040" fillcolor="#9ed9d5 [3207]" stroked="f" strokeweight="1pt" path="m289560,501650l577850,335280,289560,167640,1270,,,334010,,668020,289560,501650xe" o:gfxdata="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">
                   <v:stroke joinstyle="miter"/>
                   <v:path arrowok="t" o:connecttype="custom" o:connectlocs="289509,501570;577748,335227;289509,167613;1270,0;0,333957;0,667914" o:connectangles="0,0,0,0,0,0"/>
                 </v:shape>
-                <v:shape id="Freeform 40" o:spid="_x0000_s1041" style="position:absolute;left:45677;top:729;width:2959;height:3409;rotation:90;visibility:visible;mso-wrap-style:square;v-text-anchor:middle" coordsize="579120,668020" o:gfxdata="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" path="m289560,501650l579120,335280,289560,167640,1270,r,334010l,668020,289560,501650xe" fillcolor="#febb3f [3206]" stroked="f" strokeweight="1pt">
+                <v:shape id="Freeform 40" style="position:absolute;left:45677;top:729;width:2959;height:3409;rotation:90;visibility:visible;mso-wrap-style:square;v-text-anchor:middle" coordsize="579120,668020" o:spid="_x0000_s1041" fillcolor="#febb3f [3206]" stroked="f" strokeweight="1pt" path="m289560,501650l579120,335280,289560,167640,1270,r,334010l,668020,289560,501650xe" o:gfxdata="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">
                   <v:stroke joinstyle="miter"/>
                   <v:path arrowok="t" o:connecttype="custom" o:connectlocs="147929,256030;295858,171119;147929,85559;649,0;649,170471;0,340941" o:connectangles="0,0,0,0,0,0"/>
                 </v:shape>
-                <v:shape id="Freeform: Shape 17" o:spid="_x0000_s1042" style="position:absolute;left:93;top:94029;width:9243;height:6540;rotation:180;flip:x;visibility:visible;mso-wrap-style:square;v-text-anchor:middle" coordsize="924281,654007" o:gfxdata="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" path="m,654007l345270,455620,924281,122929,711957,,,,,654007xe" fillcolor="#febb3f [3206]" stroked="f" strokeweight="1pt">
+                <v:shape id="Freeform: Shape 17" style="position:absolute;left:93;top:94029;width:9243;height:6540;rotation:180;flip:x;visibility:visible;mso-wrap-style:square;v-text-anchor:middle" coordsize="924281,654007" o:spid="_x0000_s1042" fillcolor="#febb3f [3206]" stroked="f" strokeweight="1pt" path="m,654007l345270,455620,924281,122929,711957,,,,,654007xe" o:gfxdata="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">
                   <v:stroke joinstyle="miter"/>
                   <v:path arrowok="t" o:connecttype="custom" o:connectlocs="0,654007;345270,455620;924281,122929;711957,0;0,0" o:connectangles="0,0,0,0,0"/>
                 </v:shape>
-                <v:shape id="Freeform: Shape 18" o:spid="_x0000_s1043" style="position:absolute;left:93;top:86845;width:4034;height:4651;rotation:180;flip:x;visibility:visible;mso-wrap-style:square;v-text-anchor:middle" coordsize="403452,465100" o:gfxdata="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" path="m,465100l113786,399733,403452,233329,113786,65655,,,,465100xe" fillcolor="#9ed9d5 [3207]" stroked="f" strokeweight="1pt">
+                <v:shape id="Freeform: Shape 18" style="position:absolute;left:93;top:86845;width:4034;height:4651;rotation:180;flip:x;visibility:visible;mso-wrap-style:square;v-text-anchor:middle" coordsize="403452,465100" o:spid="_x0000_s1043" fillcolor="#9ed9d5 [3207]" stroked="f" strokeweight="1pt" path="m,465100l113786,399733,403452,233329,113786,65655,,,,465100xe" o:gfxdata="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">
                   <v:stroke joinstyle="miter"/>
                   <v:path arrowok="t" o:connecttype="custom" o:connectlocs="0,465100;113786,399733;403452,233329;113786,65655;0,0" o:connectangles="0,0,0,0,0"/>
                 </v:shape>
-                <v:shape id="Freeform: Shape 20" o:spid="_x0000_s1044" style="position:absolute;left:93;top:89656;width:4423;height:6667;flip:x;visibility:visible;mso-wrap-style:square;v-text-anchor:middle" coordsize="442365,666652" o:gfxdata="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" path="m1270,l,332691,,666652,289505,500306,442365,412088r,-156851l289505,166346,1270,xe" fillcolor="#5abeb7 [2407]" stroked="f" strokeweight="1pt">
+                <v:shape id="Freeform: Shape 20" style="position:absolute;left:93;top:89656;width:4423;height:6667;flip:x;visibility:visible;mso-wrap-style:square;v-text-anchor:middle" coordsize="442365,666652" o:spid="_x0000_s1044" fillcolor="#5abeb7 [2407]" stroked="f" strokeweight="1pt" path="m1270,l,332691,,666652,289505,500306,442365,412088r,-156851l289505,166346,1270,xe" o:gfxdata="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">
                   <v:stroke joinstyle="miter"/>
                   <v:path arrowok="t" o:connecttype="custom" o:connectlocs="1270,0;0,332691;0,666652;289505,500306;442365,412088;442365,255237;289505,166346" o:connectangles="0,0,0,0,0,0,0"/>
                 </v:shape>
-                <v:shape id="Freeform 31" o:spid="_x0000_s1045" style="position:absolute;top:94823;width:10041;height:5721;rotation:180;flip:x;visibility:visible;mso-wrap-style:square;v-text-anchor:middle" coordsize="502181,286056" o:gfxdata="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" path="m,286056l212621,166370,502181,e" filled="f" strokecolor="#5abeb7 [2407]" strokeweight="1pt">
+                <v:shape id="Freeform 31" style="position:absolute;top:94823;width:10041;height:5721;rotation:180;flip:x;visibility:visible;mso-wrap-style:square;v-text-anchor:middle" coordsize="502181,286056" o:spid="_x0000_s1045" filled="f" strokecolor="#5abeb7 [2407]" strokeweight="1pt" path="m,286056l212621,166370,502181,e" o:gfxdata="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">
                   <v:stroke joinstyle="miter"/>
                   <v:path arrowok="t" o:connecttype="custom" o:connectlocs="0,572027;425162,332691;1004173,0" o:connectangles="0,0,0"/>
                 </v:shape>
-                <v:shape id="Freeform 32" o:spid="_x0000_s1046" style="position:absolute;left:5220;top:89644;width:5777;height:6679;rotation:180;flip:x;visibility:visible;mso-wrap-style:square;v-text-anchor:middle" coordsize="577850,668020" o:gfxdata="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" path="m289560,501650l577850,335280,289560,167640,1270,,,334010,,668020,289560,501650xe" fillcolor="#9ed9d5 [3207]" stroked="f" strokeweight="1pt">
+                <v:shape id="Freeform 32" style="position:absolute;left:5220;top:89644;width:5777;height:6679;rotation:180;flip:x;visibility:visible;mso-wrap-style:square;v-text-anchor:middle" coordsize="577850,668020" o:spid="_x0000_s1046" fillcolor="#9ed9d5 [3207]" stroked="f" strokeweight="1pt" path="m289560,501650l577850,335280,289560,167640,1270,,,334010,,668020,289560,501650xe" o:gfxdata="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">
                   <v:stroke joinstyle="miter"/>
                   <v:path arrowok="t" o:connecttype="custom" o:connectlocs="289505,501576;577741,335230;289505,167615;1270,0;0,333961;0,667921" o:connectangles="0,0,0,0,0,0"/>
                 </v:shape>
-                <v:shape id="Freeform: Shape 23" o:spid="_x0000_s1047" style="position:absolute;left:93;top:80544;width:2935;height:3386;rotation:180;flip:x;visibility:visible;mso-wrap-style:square;v-text-anchor:middle" coordsize="293562,338675" o:gfxdata="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" path="m,338675l145635,255078,293562,170166,145635,84606,,,,338675xe" fillcolor="#febb3f [3206]" stroked="f" strokeweight="1pt">
+                <v:shape id="Freeform: Shape 23" style="position:absolute;left:93;top:80544;width:2935;height:3386;rotation:180;flip:x;visibility:visible;mso-wrap-style:square;v-text-anchor:middle" coordsize="293562,338675" o:spid="_x0000_s1047" fillcolor="#febb3f [3206]" stroked="f" strokeweight="1pt" path="m,338675l145635,255078,293562,170166,145635,84606,,,,338675xe" o:gfxdata="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">
                   <v:stroke joinstyle="miter"/>
                   <v:path arrowok="t" o:connecttype="custom" o:connectlocs="0,338675;145635,255078;293562,170166;145635,84606;0,0" o:connectangles="0,0,0,0,0"/>
                 </v:shape>
@@ -2182,8 +2182,8 @@
                 <w15:appearance w15:val="hidden"/>
               </w:sdtPr>
               <w:sdtContent>
-                <w:bookmarkStart w:id="0" w:name="OLE_LINK1"/>
-                <w:bookmarkStart w:id="1" w:name="OLE_LINK2"/>
+                <w:bookmarkStart w:name="OLE_LINK1" w:id="0"/>
+                <w:bookmarkStart w:name="OLE_LINK2" w:id="1"/>
                 <w:r>
                   <w:t xml:space="preserve">MEETING </w:t>
                 </w:r>
@@ -2217,8 +2217,8 @@
           <w:tcPr>
             <w:tcW w:w="2070" w:type="dxa"/>
           </w:tcPr>
-          <w:bookmarkStart w:id="2" w:name="OLE_LINK8"/>
-          <w:bookmarkStart w:id="3" w:name="OLE_LINK9"/>
+          <w:bookmarkStart w:name="OLE_LINK8" w:id="2"/>
+          <w:bookmarkStart w:name="OLE_LINK9" w:id="3"/>
           <w:p>
             <w:pPr>
               <w:pStyle w:val="Heading2"/>
@@ -2660,7 +2660,7 @@
           <w:tcPr>
             <w:tcW w:w="3333" w:type="dxa"/>
             <w:tcBorders>
-              <w:top w:val="single" w:sz="24" w:space="0" w:color="auto"/>
+              <w:top w:val="single" w:color="auto" w:sz="24" w:space="0"/>
             </w:tcBorders>
             <w:vAlign w:val="center"/>
           </w:tcPr>
@@ -2693,7 +2693,7 @@
           <w:tcPr>
             <w:tcW w:w="1800" w:type="dxa"/>
             <w:tcBorders>
-              <w:top w:val="single" w:sz="24" w:space="0" w:color="auto"/>
+              <w:top w:val="single" w:color="auto" w:sz="24" w:space="0"/>
             </w:tcBorders>
             <w:vAlign w:val="center"/>
           </w:tcPr>
@@ -2726,7 +2726,7 @@
           <w:tcPr>
             <w:tcW w:w="1800" w:type="dxa"/>
             <w:tcBorders>
-              <w:top w:val="single" w:sz="24" w:space="0" w:color="auto"/>
+              <w:top w:val="single" w:color="auto" w:sz="24" w:space="0"/>
             </w:tcBorders>
             <w:vAlign w:val="center"/>
           </w:tcPr>
@@ -2759,7 +2759,7 @@
           <w:tcPr>
             <w:tcW w:w="1800" w:type="dxa"/>
             <w:tcBorders>
-              <w:top w:val="single" w:sz="24" w:space="0" w:color="auto"/>
+              <w:top w:val="single" w:color="auto" w:sz="24" w:space="0"/>
             </w:tcBorders>
             <w:vAlign w:val="center"/>
           </w:tcPr>

--- a/src/Tests/Inputs/agendas-minutes/05/input.docx
+++ b/src/Tests/Inputs/agendas-minutes/05/input.docx
@@ -32846,2097 +32846,6 @@
 </w:styles>
 </file>
 
-<file path=word/glossary/document.xml><?xml version="1.0" encoding="utf-8"?>
-<w:glossaryDocument xmlns:wpc="http://schemas.microsoft.com/office/word/2010/wordprocessingCanvas" xmlns:cx="http://schemas.microsoft.com/office/drawing/2014/chartex" xmlns:cx1="http://schemas.microsoft.com/office/drawing/2015/9/8/chartex" xmlns:cx2="http://schemas.microsoft.com/office/drawing/2015/10/21/chartex" xmlns:cx3="http://schemas.microsoft.com/office/drawing/2016/5/9/chartex" xmlns:cx4="http://schemas.microsoft.com/office/drawing/2016/5/10/chartex" xmlns:cx5="http://schemas.microsoft.com/office/drawing/2016/5/11/chartex" xmlns:cx6="http://schemas.microsoft.com/office/drawing/2016/5/12/chartex" xmlns:cx7="http://schemas.microsoft.com/office/drawing/2016/5/13/chartex" xmlns:cx8="http://schemas.microsoft.com/office/drawing/2016/5/14/chartex" xmlns:mc="http://schemas.openxmlformats.org/markup-compatibility/2006" xmlns:aink="http://schemas.microsoft.com/office/drawing/2016/ink" xmlns:am3d="http://schemas.microsoft.com/office/drawing/2017/model3d" xmlns:o="urn:schemas-microsoft-com:office:office" xmlns:oel="http://schemas.microsoft.com/office/2019/extlst" xmlns:r="http://schemas.openxmlformats.org/officeDocument/2006/relationships" xmlns:m="http://schemas.openxmlformats.org/officeDocument/2006/math" xmlns:v="urn:schemas-microsoft-com:vml" xmlns:wp14="http://schemas.microsoft.com/office/word/2010/wordprocessingDrawing" xmlns:wp="http://schemas.openxmlformats.org/drawingml/2006/wordprocessingDrawing" xmlns:w10="urn:schemas-microsoft-com:office:word" xmlns:w="http://schemas.openxmlformats.org/wordprocessingml/2006/main" xmlns:w14="http://schemas.microsoft.com/office/word/2010/wordml" xmlns:w15="http://schemas.microsoft.com/office/word/2012/wordml" xmlns:w16cex="http://schemas.microsoft.com/office/word/2018/wordml/cex" xmlns:w16cid="http://schemas.microsoft.com/office/word/2016/wordml/cid" xmlns:w16="http://schemas.microsoft.com/office/word/2018/wordml" xmlns:w16du="http://schemas.microsoft.com/office/word/2023/wordml/word16du" xmlns:w16sdtdh="http://schemas.microsoft.com/office/word/2020/wordml/sdtdatahash" xmlns:w16se="http://schemas.microsoft.com/office/word/2015/wordml/symex" xmlns:wpg="http://schemas.microsoft.com/office/word/2010/wordprocessingGroup" xmlns:wpi="http://schemas.microsoft.com/office/word/2010/wordprocessingInk" xmlns:wne="http://schemas.microsoft.com/office/word/2006/wordml" xmlns:wps="http://schemas.microsoft.com/office/word/2010/wordprocessingShape" mc:Ignorable="w14 w15 w16se w16cid w16 w16cex w16sdtdh wp14">
-  <w:docParts>
-    <w:docPart>
-      <w:docPartPr>
-        <w:name w:val="3FA94CB8968A400F81AA2390AA9D69BF"/>
-        <w:category>
-          <w:name w:val="General"/>
-          <w:gallery w:val="placeholder"/>
-        </w:category>
-        <w:types>
-          <w:type w:val="bbPlcHdr"/>
-        </w:types>
-        <w:behaviors>
-          <w:behavior w:val="content"/>
-        </w:behaviors>
-        <w:guid w:val="{C2ADDE8F-A3B5-4A54-B07F-B33940D8A265}"/>
-      </w:docPartPr>
-      <w:docPartBody>
-        <w:p>
-          <w:pPr>
-            <w:pStyle w:val="3FA94CB8968A400F81AA2390AA9D69BF"/>
-          </w:pPr>
-          <w:r>
-            <w:t>LOCATION:</w:t>
-          </w:r>
-        </w:p>
-      </w:docPartBody>
-    </w:docPart>
-    <w:docPart>
-      <w:docPartPr>
-        <w:name w:val="191D362AD7AB4509803D4B8A63D73668"/>
-        <w:category>
-          <w:name w:val="General"/>
-          <w:gallery w:val="placeholder"/>
-        </w:category>
-        <w:types>
-          <w:type w:val="bbPlcHdr"/>
-        </w:types>
-        <w:behaviors>
-          <w:behavior w:val="content"/>
-        </w:behaviors>
-        <w:guid w:val="{3351C830-194D-4F44-A2A3-FD65F6B2352C}"/>
-      </w:docPartPr>
-      <w:docPartBody>
-        <w:p>
-          <w:pPr>
-            <w:pStyle w:val="191D362AD7AB4509803D4B8A63D73668"/>
-          </w:pPr>
-          <w:r>
-            <w:t>Date:</w:t>
-          </w:r>
-        </w:p>
-      </w:docPartBody>
-    </w:docPart>
-    <w:docPart>
-      <w:docPartPr>
-        <w:name w:val="B9C44E0FB688448B83C95FC890923056"/>
-        <w:category>
-          <w:name w:val="General"/>
-          <w:gallery w:val="placeholder"/>
-        </w:category>
-        <w:types>
-          <w:type w:val="bbPlcHdr"/>
-        </w:types>
-        <w:behaviors>
-          <w:behavior w:val="content"/>
-        </w:behaviors>
-        <w:guid w:val="{08BC30D4-6CDF-4AFA-B6A7-65DBE9575F68}"/>
-      </w:docPartPr>
-      <w:docPartBody>
-        <w:p>
-          <w:pPr>
-            <w:pStyle w:val="B9C44E0FB688448B83C95FC890923056"/>
-          </w:pPr>
-          <w:r>
-            <w:t>Attendees:</w:t>
-          </w:r>
-        </w:p>
-      </w:docPartBody>
-    </w:docPart>
-    <w:docPart>
-      <w:docPartPr>
-        <w:name w:val="A91C9A47AD094D7C9BA0608CC2E8B3C8"/>
-        <w:category>
-          <w:name w:val="General"/>
-          <w:gallery w:val="placeholder"/>
-        </w:category>
-        <w:types>
-          <w:type w:val="bbPlcHdr"/>
-        </w:types>
-        <w:behaviors>
-          <w:behavior w:val="content"/>
-        </w:behaviors>
-        <w:guid w:val="{BA8552E5-75DD-4218-A884-9A89E7FEE3B3}"/>
-      </w:docPartPr>
-      <w:docPartBody>
-        <w:p>
-          <w:pPr>
-            <w:pStyle w:val="A91C9A47AD094D7C9BA0608CC2E8B3C8"/>
-          </w:pPr>
-          <w:r>
-            <w:t>Time:</w:t>
-          </w:r>
-        </w:p>
-      </w:docPartBody>
-    </w:docPart>
-    <w:docPart>
-      <w:docPartPr>
-        <w:name w:val="E20760C1CC5748DAB677623A3FB1F25F"/>
-        <w:category>
-          <w:name w:val="General"/>
-          <w:gallery w:val="placeholder"/>
-        </w:category>
-        <w:types>
-          <w:type w:val="bbPlcHdr"/>
-        </w:types>
-        <w:behaviors>
-          <w:behavior w:val="content"/>
-        </w:behaviors>
-        <w:guid w:val="{AF07B45F-16A0-4434-8B09-252D1CBAC01E}"/>
-      </w:docPartPr>
-      <w:docPartBody>
-        <w:p>
-          <w:pPr>
-            <w:pStyle w:val="E20760C1CC5748DAB677623A3FB1F25F"/>
-          </w:pPr>
-          <w:bookmarkStart w:id="0" w:name="OLE_LINK1"/>
-          <w:bookmarkStart w:id="1" w:name="OLE_LINK2"/>
-          <w:r>
-            <w:t xml:space="preserve">MEETING </w:t>
-          </w:r>
-          <w:bookmarkEnd w:id="0"/>
-          <w:bookmarkEnd w:id="1"/>
-          <w:r>
-            <w:t>MINUTES</w:t>
-          </w:r>
-        </w:p>
-      </w:docPartBody>
-    </w:docPart>
-    <w:docPart>
-      <w:docPartPr>
-        <w:name w:val="983A11A6238845F1BEE1F1C037C8D42B"/>
-        <w:category>
-          <w:name w:val="General"/>
-          <w:gallery w:val="placeholder"/>
-        </w:category>
-        <w:types>
-          <w:type w:val="bbPlcHdr"/>
-        </w:types>
-        <w:behaviors>
-          <w:behavior w:val="content"/>
-        </w:behaviors>
-        <w:guid w:val="{59BC39CB-F79A-4AF9-90ED-A01ADD89363D}"/>
-      </w:docPartPr>
-      <w:docPartBody>
-        <w:p>
-          <w:r>
-            <w:rPr>
-              <w:b/>
-              <w:bCs/>
-            </w:rPr>
-            <w:t>MARKETING &amp; SALES TEAM</w:t>
-          </w:r>
-        </w:p>
-      </w:docPartBody>
-    </w:docPart>
-    <w:docPart>
-      <w:docPartPr>
-        <w:name w:val="AFBB4E6CA2B0416DA1EEC414BF380826"/>
-        <w:category>
-          <w:name w:val="General"/>
-          <w:gallery w:val="placeholder"/>
-        </w:category>
-        <w:types>
-          <w:type w:val="bbPlcHdr"/>
-        </w:types>
-        <w:behaviors>
-          <w:behavior w:val="content"/>
-        </w:behaviors>
-        <w:guid w:val="{4AB4B47E-A038-4988-AA23-B5B0B7A16FA1}"/>
-      </w:docPartPr>
-      <w:docPartBody>
-        <w:p>
-          <w:pPr>
-            <w:pStyle w:val="AFBB4E6CA2B0416DA1EEC414BF380826"/>
-          </w:pPr>
-          <w:r>
-            <w:t>Conference Room B</w:t>
-          </w:r>
-        </w:p>
-      </w:docPartBody>
-    </w:docPart>
-    <w:docPart>
-      <w:docPartPr>
-        <w:name w:val="461B67E5475D49CF94B756D2F54271A4"/>
-        <w:category>
-          <w:name w:val="General"/>
-          <w:gallery w:val="placeholder"/>
-        </w:category>
-        <w:types>
-          <w:type w:val="bbPlcHdr"/>
-        </w:types>
-        <w:behaviors>
-          <w:behavior w:val="content"/>
-        </w:behaviors>
-        <w:guid w:val="{FAAC22BE-5260-4E4C-A041-C20DEDB5D59D}"/>
-      </w:docPartPr>
-      <w:docPartBody>
-        <w:p>
-          <w:pPr>
-            <w:pStyle w:val="461B67E5475D49CF94B756D2F54271A4"/>
-          </w:pPr>
-          <w:r>
-            <w:t>1/9/23</w:t>
-          </w:r>
-        </w:p>
-      </w:docPartBody>
-    </w:docPart>
-    <w:docPart>
-      <w:docPartPr>
-        <w:name w:val="2FD1C0FD582E4E34BF69A878E62DDC4C"/>
-        <w:category>
-          <w:name w:val="General"/>
-          <w:gallery w:val="placeholder"/>
-        </w:category>
-        <w:types>
-          <w:type w:val="bbPlcHdr"/>
-        </w:types>
-        <w:behaviors>
-          <w:behavior w:val="content"/>
-        </w:behaviors>
-        <w:guid w:val="{05FA70E8-7C05-422D-83E1-E6A0291EE95C}"/>
-      </w:docPartPr>
-      <w:docPartBody>
-        <w:p>
-          <w:pPr>
-            <w:pStyle w:val="2FD1C0FD582E4E34BF69A878E62DDC4C"/>
-          </w:pPr>
-          <w:r>
-            <w:t>Jon, Serra, Lionel, Grace</w:t>
-          </w:r>
-        </w:p>
-      </w:docPartBody>
-    </w:docPart>
-    <w:docPart>
-      <w:docPartPr>
-        <w:name w:val="84592D45F07E4ED59C0CCF2F0D5E5F64"/>
-        <w:category>
-          <w:name w:val="General"/>
-          <w:gallery w:val="placeholder"/>
-        </w:category>
-        <w:types>
-          <w:type w:val="bbPlcHdr"/>
-        </w:types>
-        <w:behaviors>
-          <w:behavior w:val="content"/>
-        </w:behaviors>
-        <w:guid w:val="{155FDFCF-1A3E-45C7-8C20-7941496FC185}"/>
-      </w:docPartPr>
-      <w:docPartBody>
-        <w:p>
-          <w:pPr>
-            <w:pStyle w:val="84592D45F07E4ED59C0CCF2F0D5E5F64"/>
-          </w:pPr>
-          <w:r>
-            <w:t>2:00 PM</w:t>
-          </w:r>
-        </w:p>
-      </w:docPartBody>
-    </w:docPart>
-    <w:docPart>
-      <w:docPartPr>
-        <w:name w:val="461D0165AAF2492A899728F07AA1ECB5"/>
-        <w:category>
-          <w:name w:val="General"/>
-          <w:gallery w:val="placeholder"/>
-        </w:category>
-        <w:types>
-          <w:type w:val="bbPlcHdr"/>
-        </w:types>
-        <w:behaviors>
-          <w:behavior w:val="content"/>
-        </w:behaviors>
-        <w:guid w:val="{390AD352-6E03-45AD-B481-AC316ADBB3F0}"/>
-      </w:docPartPr>
-      <w:docPartBody>
-        <w:p>
-          <w:pPr>
-            <w:pStyle w:val="461D0165AAF2492A899728F07AA1ECB5"/>
-          </w:pPr>
-          <w:r>
-            <w:t>Agenda Items</w:t>
-          </w:r>
-        </w:p>
-      </w:docPartBody>
-    </w:docPart>
-    <w:docPart>
-      <w:docPartPr>
-        <w:name w:val="CCAF15BD257A490EADEF8275FFF1FC80"/>
-        <w:category>
-          <w:name w:val="General"/>
-          <w:gallery w:val="placeholder"/>
-        </w:category>
-        <w:types>
-          <w:type w:val="bbPlcHdr"/>
-        </w:types>
-        <w:behaviors>
-          <w:behavior w:val="content"/>
-        </w:behaviors>
-        <w:guid w:val="{5EB249DC-3924-459E-B1A8-DCA7F4C6D566}"/>
-      </w:docPartPr>
-      <w:docPartBody>
-        <w:p>
-          <w:pPr>
-            <w:pStyle w:val="CCAF15BD257A490EADEF8275FFF1FC80"/>
-          </w:pPr>
-          <w:r>
-            <w:t>Call to order</w:t>
-          </w:r>
-        </w:p>
-      </w:docPartBody>
-    </w:docPart>
-    <w:docPart>
-      <w:docPartPr>
-        <w:name w:val="400FE59BC6E14FD9A402400A26CA83DD"/>
-        <w:category>
-          <w:name w:val="General"/>
-          <w:gallery w:val="placeholder"/>
-        </w:category>
-        <w:types>
-          <w:type w:val="bbPlcHdr"/>
-        </w:types>
-        <w:behaviors>
-          <w:behavior w:val="content"/>
-        </w:behaviors>
-        <w:guid w:val="{9ADCF8EB-3D59-4A45-8BCE-C125920125C4}"/>
-      </w:docPartPr>
-      <w:docPartBody>
-        <w:p>
-          <w:pPr>
-            <w:pStyle w:val="400FE59BC6E14FD9A402400A26CA83DD"/>
-          </w:pPr>
-          <w:r>
-            <w:t>Roll call</w:t>
-          </w:r>
-        </w:p>
-      </w:docPartBody>
-    </w:docPart>
-    <w:docPart>
-      <w:docPartPr>
-        <w:name w:val="8386198E48124F35A0E94DCC34D2A4A3"/>
-        <w:category>
-          <w:name w:val="General"/>
-          <w:gallery w:val="placeholder"/>
-        </w:category>
-        <w:types>
-          <w:type w:val="bbPlcHdr"/>
-        </w:types>
-        <w:behaviors>
-          <w:behavior w:val="content"/>
-        </w:behaviors>
-        <w:guid w:val="{C398F966-CCC9-4143-818B-E653FD97A141}"/>
-      </w:docPartPr>
-      <w:docPartBody>
-        <w:p>
-          <w:pPr>
-            <w:pStyle w:val="8386198E48124F35A0E94DCC34D2A4A3"/>
-          </w:pPr>
-          <w:r>
-            <w:t>Approval of minutes from last meeting</w:t>
-          </w:r>
-        </w:p>
-      </w:docPartBody>
-    </w:docPart>
-    <w:docPart>
-      <w:docPartPr>
-        <w:name w:val="AF709928E75A416498CDD9EC0970061A"/>
-        <w:category>
-          <w:name w:val="General"/>
-          <w:gallery w:val="placeholder"/>
-        </w:category>
-        <w:types>
-          <w:type w:val="bbPlcHdr"/>
-        </w:types>
-        <w:behaviors>
-          <w:behavior w:val="content"/>
-        </w:behaviors>
-        <w:guid w:val="{936AE4B6-6CF9-4C5C-9BAD-E8C181919F3D}"/>
-      </w:docPartPr>
-      <w:docPartBody>
-        <w:p>
-          <w:pPr>
-            <w:pStyle w:val="AF709928E75A416498CDD9EC0970061A"/>
-          </w:pPr>
-          <w:r>
-            <w:t>Open issues</w:t>
-          </w:r>
-        </w:p>
-      </w:docPartBody>
-    </w:docPart>
-    <w:docPart>
-      <w:docPartPr>
-        <w:name w:val="3D6DBD68EB2E40108729535F2B74D8EB"/>
-        <w:category>
-          <w:name w:val="General"/>
-          <w:gallery w:val="placeholder"/>
-        </w:category>
-        <w:types>
-          <w:type w:val="bbPlcHdr"/>
-        </w:types>
-        <w:behaviors>
-          <w:behavior w:val="content"/>
-        </w:behaviors>
-        <w:guid w:val="{347FAB54-2B16-471C-A0FD-AAC572E236B7}"/>
-      </w:docPartPr>
-      <w:docPartBody>
-        <w:p>
-          <w:pPr>
-            <w:pStyle w:val="3D6DBD68EB2E40108729535F2B74D8EB"/>
-          </w:pPr>
-          <w:r>
-            <w:t>New business</w:t>
-          </w:r>
-        </w:p>
-      </w:docPartBody>
-    </w:docPart>
-    <w:docPart>
-      <w:docPartPr>
-        <w:name w:val="A6FF99B200174B3EBC3D4A3336C86604"/>
-        <w:category>
-          <w:name w:val="General"/>
-          <w:gallery w:val="placeholder"/>
-        </w:category>
-        <w:types>
-          <w:type w:val="bbPlcHdr"/>
-        </w:types>
-        <w:behaviors>
-          <w:behavior w:val="content"/>
-        </w:behaviors>
-        <w:guid w:val="{A4BD6F9E-CC6B-41D5-9021-1A2868BD6FFB}"/>
-      </w:docPartPr>
-      <w:docPartBody>
-        <w:p>
-          <w:pPr>
-            <w:pStyle w:val="A6FF99B200174B3EBC3D4A3336C86604"/>
-          </w:pPr>
-          <w:r>
-            <w:t>Adjournment</w:t>
-          </w:r>
-        </w:p>
-      </w:docPartBody>
-    </w:docPart>
-    <w:docPart>
-      <w:docPartPr>
-        <w:name w:val="70C95AC8BEA541B58C82AC53DC8E862E"/>
-        <w:category>
-          <w:name w:val="General"/>
-          <w:gallery w:val="placeholder"/>
-        </w:category>
-        <w:types>
-          <w:type w:val="bbPlcHdr"/>
-        </w:types>
-        <w:behaviors>
-          <w:behavior w:val="content"/>
-        </w:behaviors>
-        <w:guid w:val="{64EB7648-F58B-4E62-A3F7-F395ABF6677A}"/>
-      </w:docPartPr>
-      <w:docPartBody>
-        <w:p>
-          <w:pPr>
-            <w:pStyle w:val="70C95AC8BEA541B58C82AC53DC8E862E"/>
-          </w:pPr>
-          <w:r>
-            <w:t>Action Items</w:t>
-          </w:r>
-        </w:p>
-      </w:docPartBody>
-    </w:docPart>
-    <w:docPart>
-      <w:docPartPr>
-        <w:name w:val="DAB1D5B82B0745CABC93A486EE4CF57A"/>
-        <w:category>
-          <w:name w:val="General"/>
-          <w:gallery w:val="placeholder"/>
-        </w:category>
-        <w:types>
-          <w:type w:val="bbPlcHdr"/>
-        </w:types>
-        <w:behaviors>
-          <w:behavior w:val="content"/>
-        </w:behaviors>
-        <w:guid w:val="{410780F9-73E9-481F-B656-AACE4330AB20}"/>
-      </w:docPartPr>
-      <w:docPartBody>
-        <w:p>
-          <w:pPr>
-            <w:pStyle w:val="DAB1D5B82B0745CABC93A486EE4CF57A"/>
-          </w:pPr>
-          <w:r>
-            <w:t>Owner</w:t>
-          </w:r>
-        </w:p>
-      </w:docPartBody>
-    </w:docPart>
-    <w:docPart>
-      <w:docPartPr>
-        <w:name w:val="8DF31982427342FE80F450648786BE51"/>
-        <w:category>
-          <w:name w:val="General"/>
-          <w:gallery w:val="placeholder"/>
-        </w:category>
-        <w:types>
-          <w:type w:val="bbPlcHdr"/>
-        </w:types>
-        <w:behaviors>
-          <w:behavior w:val="content"/>
-        </w:behaviors>
-        <w:guid w:val="{1EB6DB5F-5DFF-4E31-89D4-DD21D278CCF9}"/>
-      </w:docPartPr>
-      <w:docPartBody>
-        <w:p>
-          <w:pPr>
-            <w:pStyle w:val="8DF31982427342FE80F450648786BE51"/>
-          </w:pPr>
-          <w:r>
-            <w:t>Deadline</w:t>
-          </w:r>
-        </w:p>
-      </w:docPartBody>
-    </w:docPart>
-    <w:docPart>
-      <w:docPartPr>
-        <w:name w:val="A828F7B8898C40F0AC29A390209CA9FD"/>
-        <w:category>
-          <w:name w:val="General"/>
-          <w:gallery w:val="placeholder"/>
-        </w:category>
-        <w:types>
-          <w:type w:val="bbPlcHdr"/>
-        </w:types>
-        <w:behaviors>
-          <w:behavior w:val="content"/>
-        </w:behaviors>
-        <w:guid w:val="{2F717732-6BC9-4ED1-8D2D-8ED1AF239DBA}"/>
-      </w:docPartPr>
-      <w:docPartBody>
-        <w:p>
-          <w:pPr>
-            <w:pStyle w:val="A828F7B8898C40F0AC29A390209CA9FD"/>
-          </w:pPr>
-          <w:r>
-            <w:t>Status</w:t>
-          </w:r>
-        </w:p>
-      </w:docPartBody>
-    </w:docPart>
-    <w:docPart>
-      <w:docPartPr>
-        <w:name w:val="3E24152B22264C87A087F8CC0374937A"/>
-        <w:category>
-          <w:name w:val="General"/>
-          <w:gallery w:val="placeholder"/>
-        </w:category>
-        <w:types>
-          <w:type w:val="bbPlcHdr"/>
-        </w:types>
-        <w:behaviors>
-          <w:behavior w:val="content"/>
-        </w:behaviors>
-        <w:guid w:val="{C1A29924-AD5A-47CB-8D67-672F96E5B4DF}"/>
-      </w:docPartPr>
-      <w:docPartBody>
-        <w:p>
-          <w:pPr>
-            <w:pStyle w:val="3E24152B22264C87A087F8CC0374937A"/>
-          </w:pPr>
-          <w:r>
-            <w:t>Budget assessment</w:t>
-          </w:r>
-        </w:p>
-      </w:docPartBody>
-    </w:docPart>
-    <w:docPart>
-      <w:docPartPr>
-        <w:name w:val="D4397548AE4A4E7DA0489B9C21406094"/>
-        <w:category>
-          <w:name w:val="General"/>
-          <w:gallery w:val="placeholder"/>
-        </w:category>
-        <w:types>
-          <w:type w:val="bbPlcHdr"/>
-        </w:types>
-        <w:behaviors>
-          <w:behavior w:val="content"/>
-        </w:behaviors>
-        <w:guid w:val="{6129E4AF-7CA1-40A1-87F3-EE80C52A3A48}"/>
-      </w:docPartPr>
-      <w:docPartBody>
-        <w:p>
-          <w:pPr>
-            <w:pStyle w:val="D4397548AE4A4E7DA0489B9C21406094"/>
-          </w:pPr>
-          <w:r>
-            <w:t>Jon</w:t>
-          </w:r>
-        </w:p>
-      </w:docPartBody>
-    </w:docPart>
-    <w:docPart>
-      <w:docPartPr>
-        <w:name w:val="780D587F70B34B0ABB12272A8291BE6E"/>
-        <w:category>
-          <w:name w:val="General"/>
-          <w:gallery w:val="placeholder"/>
-        </w:category>
-        <w:types>
-          <w:type w:val="bbPlcHdr"/>
-        </w:types>
-        <w:behaviors>
-          <w:behavior w:val="content"/>
-        </w:behaviors>
-        <w:guid w:val="{15115780-DFF2-4FF4-89D4-E058FE8E078F}"/>
-      </w:docPartPr>
-      <w:docPartBody>
-        <w:p>
-          <w:pPr>
-            <w:pStyle w:val="780D587F70B34B0ABB12272A8291BE6E"/>
-          </w:pPr>
-          <w:r>
-            <w:t>2/10</w:t>
-          </w:r>
-        </w:p>
-      </w:docPartBody>
-    </w:docPart>
-    <w:docPart>
-      <w:docPartPr>
-        <w:name w:val="4ADACDEBDC664641A47CD1A645636C33"/>
-        <w:category>
-          <w:name w:val="General"/>
-          <w:gallery w:val="placeholder"/>
-        </w:category>
-        <w:types>
-          <w:type w:val="bbPlcHdr"/>
-        </w:types>
-        <w:behaviors>
-          <w:behavior w:val="content"/>
-        </w:behaviors>
-        <w:guid w:val="{91B68C02-04C7-465E-888B-212720CFF2D2}"/>
-      </w:docPartPr>
-      <w:docPartBody>
-        <w:p>
-          <w:pPr>
-            <w:pStyle w:val="4ADACDEBDC664641A47CD1A645636C33"/>
-          </w:pPr>
-          <w:r>
-            <w:t>In progress</w:t>
-          </w:r>
-        </w:p>
-      </w:docPartBody>
-    </w:docPart>
-    <w:docPart>
-      <w:docPartPr>
-        <w:name w:val="F951A11615BC4300946650F7EE4E9159"/>
-        <w:category>
-          <w:name w:val="General"/>
-          <w:gallery w:val="placeholder"/>
-        </w:category>
-        <w:types>
-          <w:type w:val="bbPlcHdr"/>
-        </w:types>
-        <w:behaviors>
-          <w:behavior w:val="content"/>
-        </w:behaviors>
-        <w:guid w:val="{D90F0585-339C-4FF8-A490-187F01BE87C9}"/>
-      </w:docPartPr>
-      <w:docPartBody>
-        <w:p>
-          <w:pPr>
-            <w:pStyle w:val="F951A11615BC4300946650F7EE4E9159"/>
-          </w:pPr>
-          <w:r>
-            <w:t>Building maintenance</w:t>
-          </w:r>
-        </w:p>
-      </w:docPartBody>
-    </w:docPart>
-    <w:docPart>
-      <w:docPartPr>
-        <w:name w:val="EDA39A8EE8CE49B7B45264E2C166DA7D"/>
-        <w:category>
-          <w:name w:val="General"/>
-          <w:gallery w:val="placeholder"/>
-        </w:category>
-        <w:types>
-          <w:type w:val="bbPlcHdr"/>
-        </w:types>
-        <w:behaviors>
-          <w:behavior w:val="content"/>
-        </w:behaviors>
-        <w:guid w:val="{07F055EF-273E-4021-995E-2F3F53784060}"/>
-      </w:docPartPr>
-      <w:docPartBody>
-        <w:p>
-          <w:pPr>
-            <w:pStyle w:val="EDA39A8EE8CE49B7B45264E2C166DA7D"/>
-          </w:pPr>
-          <w:r>
-            <w:t>Serra</w:t>
-          </w:r>
-        </w:p>
-      </w:docPartBody>
-    </w:docPart>
-    <w:docPart>
-      <w:docPartPr>
-        <w:name w:val="A004AA3C83DA497BBFCC07D6117CF5CF"/>
-        <w:category>
-          <w:name w:val="General"/>
-          <w:gallery w:val="placeholder"/>
-        </w:category>
-        <w:types>
-          <w:type w:val="bbPlcHdr"/>
-        </w:types>
-        <w:behaviors>
-          <w:behavior w:val="content"/>
-        </w:behaviors>
-        <w:guid w:val="{E9995098-47A9-4508-8F21-A33BF798B009}"/>
-      </w:docPartPr>
-      <w:docPartBody>
-        <w:p>
-          <w:pPr>
-            <w:pStyle w:val="A004AA3C83DA497BBFCC07D6117CF5CF"/>
-          </w:pPr>
-          <w:r>
-            <w:t>3/15</w:t>
-          </w:r>
-        </w:p>
-      </w:docPartBody>
-    </w:docPart>
-    <w:docPart>
-      <w:docPartPr>
-        <w:name w:val="5D92C7D3B6424063AE92C8A6BBB3DBED"/>
-        <w:category>
-          <w:name w:val="General"/>
-          <w:gallery w:val="placeholder"/>
-        </w:category>
-        <w:types>
-          <w:type w:val="bbPlcHdr"/>
-        </w:types>
-        <w:behaviors>
-          <w:behavior w:val="content"/>
-        </w:behaviors>
-        <w:guid w:val="{A9B57F16-D704-47CE-B49B-DA08FAD07C38}"/>
-      </w:docPartPr>
-      <w:docPartBody>
-        <w:p>
-          <w:pPr>
-            <w:pStyle w:val="5D92C7D3B6424063AE92C8A6BBB3DBED"/>
-          </w:pPr>
-          <w:r>
-            <w:t>Not started</w:t>
-          </w:r>
-        </w:p>
-      </w:docPartBody>
-    </w:docPart>
-    <w:docPart>
-      <w:docPartPr>
-        <w:name w:val="EBF3B83ED0D847D8B54A558BDDD63295"/>
-        <w:category>
-          <w:name w:val="General"/>
-          <w:gallery w:val="placeholder"/>
-        </w:category>
-        <w:types>
-          <w:type w:val="bbPlcHdr"/>
-        </w:types>
-        <w:behaviors>
-          <w:behavior w:val="content"/>
-        </w:behaviors>
-        <w:guid w:val="{727E20CD-F04B-4491-8E90-C9DD75FA80C8}"/>
-      </w:docPartPr>
-      <w:docPartBody>
-        <w:p>
-          <w:pPr>
-            <w:pStyle w:val="EBF3B83ED0D847D8B54A558BDDD63295"/>
-          </w:pPr>
-          <w:r>
-            <w:t>Hiring contractors</w:t>
-          </w:r>
-        </w:p>
-      </w:docPartBody>
-    </w:docPart>
-    <w:docPart>
-      <w:docPartPr>
-        <w:name w:val="C0D167D91B2E4F44918D67F834D9537F"/>
-        <w:category>
-          <w:name w:val="General"/>
-          <w:gallery w:val="placeholder"/>
-        </w:category>
-        <w:types>
-          <w:type w:val="bbPlcHdr"/>
-        </w:types>
-        <w:behaviors>
-          <w:behavior w:val="content"/>
-        </w:behaviors>
-        <w:guid w:val="{EA29DA0D-9255-48B6-AFE7-CE4CCB0FCF73}"/>
-      </w:docPartPr>
-      <w:docPartBody>
-        <w:p>
-          <w:pPr>
-            <w:pStyle w:val="C0D167D91B2E4F44918D67F834D9537F"/>
-          </w:pPr>
-          <w:r>
-            <w:t>Lionel</w:t>
-          </w:r>
-        </w:p>
-      </w:docPartBody>
-    </w:docPart>
-    <w:docPart>
-      <w:docPartPr>
-        <w:name w:val="53C49CDD7768428C9517E509D2157875"/>
-        <w:category>
-          <w:name w:val="General"/>
-          <w:gallery w:val="placeholder"/>
-        </w:category>
-        <w:types>
-          <w:type w:val="bbPlcHdr"/>
-        </w:types>
-        <w:behaviors>
-          <w:behavior w:val="content"/>
-        </w:behaviors>
-        <w:guid w:val="{F29F8995-67DD-418B-8A0A-54D859B43A8F}"/>
-      </w:docPartPr>
-      <w:docPartBody>
-        <w:p>
-          <w:pPr>
-            <w:pStyle w:val="53C49CDD7768428C9517E509D2157875"/>
-          </w:pPr>
-          <w:r>
-            <w:t>1/30</w:t>
-          </w:r>
-        </w:p>
-      </w:docPartBody>
-    </w:docPart>
-    <w:docPart>
-      <w:docPartPr>
-        <w:name w:val="834D96C672564458968CB74083A03889"/>
-        <w:category>
-          <w:name w:val="General"/>
-          <w:gallery w:val="placeholder"/>
-        </w:category>
-        <w:types>
-          <w:type w:val="bbPlcHdr"/>
-        </w:types>
-        <w:behaviors>
-          <w:behavior w:val="content"/>
-        </w:behaviors>
-        <w:guid w:val="{632D259A-FEB7-405F-AFA1-8D7E72BCE4BE}"/>
-      </w:docPartPr>
-      <w:docPartBody>
-        <w:p>
-          <w:pPr>
-            <w:pStyle w:val="834D96C672564458968CB74083A03889"/>
-          </w:pPr>
-          <w:r>
-            <w:t>In progress</w:t>
-          </w:r>
-        </w:p>
-      </w:docPartBody>
-    </w:docPart>
-  </w:docParts>
-</w:glossaryDocument>
-</file>
-
-<file path=word/glossary/fontTable.xml><?xml version="1.0" encoding="utf-8"?>
-<w:fonts xmlns:mc="http://schemas.openxmlformats.org/markup-compatibility/2006" xmlns:r="http://schemas.openxmlformats.org/officeDocument/2006/relationships" xmlns:w="http://schemas.openxmlformats.org/wordprocessingml/2006/main" xmlns:w14="http://schemas.microsoft.com/office/word/2010/wordml" xmlns:w15="http://schemas.microsoft.com/office/word/2012/wordml" xmlns:w16cex="http://schemas.microsoft.com/office/word/2018/wordml/cex" xmlns:w16cid="http://schemas.microsoft.com/office/word/2016/wordml/cid" xmlns:w16="http://schemas.microsoft.com/office/word/2018/wordml" xmlns:w16sdtdh="http://schemas.microsoft.com/office/word/2020/wordml/sdtdatahash" xmlns:w16se="http://schemas.microsoft.com/office/word/2015/wordml/symex" mc:Ignorable="w14 w15 w16se w16cid w16 w16cex w16sdtdh">
-  <w:font w:name="Times New Roman">
-    <w:panose1 w:val="02020603050405020304"/>
-    <w:charset w:val="00"/>
-    <w:family w:val="roman"/>
-    <w:pitch w:val="variable"/>
-    <w:sig w:usb0="E0002EFF" w:usb1="C000785B" w:usb2="00000009" w:usb3="00000000" w:csb0="000001FF" w:csb1="00000000"/>
-  </w:font>
-  <w:font w:name="Symbol">
-    <w:panose1 w:val="05050102010706020507"/>
-    <w:charset w:val="02"/>
-    <w:family w:val="roman"/>
-    <w:pitch w:val="variable"/>
-    <w:sig w:usb0="00000000" w:usb1="10000000" w:usb2="00000000" w:usb3="00000000" w:csb0="80000000" w:csb1="00000000"/>
-  </w:font>
-  <w:font w:name="Courier New">
-    <w:panose1 w:val="02070309020205020404"/>
-    <w:charset w:val="00"/>
-    <w:family w:val="modern"/>
-    <w:pitch w:val="fixed"/>
-    <w:sig w:usb0="E0002EFF" w:usb1="C0007843" w:usb2="00000009" w:usb3="00000000" w:csb0="000001FF" w:csb1="00000000"/>
-  </w:font>
-  <w:font w:name="Wingdings">
-    <w:panose1 w:val="05000000000000000000"/>
-    <w:charset w:val="02"/>
-    <w:family w:val="auto"/>
-    <w:pitch w:val="variable"/>
-    <w:sig w:usb0="00000000" w:usb1="10000000" w:usb2="00000000" w:usb3="00000000" w:csb0="80000000" w:csb1="00000000"/>
-  </w:font>
-  <w:font w:name="Century Gothic">
-    <w:panose1 w:val="020B0502020202020204"/>
-    <w:charset w:val="00"/>
-    <w:family w:val="swiss"/>
-    <w:pitch w:val="variable"/>
-    <w:sig w:usb0="00000287" w:usb1="00000000" w:usb2="00000000" w:usb3="00000000" w:csb0="0000009F" w:csb1="00000000"/>
-  </w:font>
-  <w:font w:name="Arial">
-    <w:panose1 w:val="020B0604020202020204"/>
-    <w:charset w:val="00"/>
-    <w:family w:val="swiss"/>
-    <w:pitch w:val="variable"/>
-    <w:sig w:usb0="E0002EFF" w:usb1="C000785B" w:usb2="00000009" w:usb3="00000000" w:csb0="000001FF" w:csb1="00000000"/>
-  </w:font>
-  <w:font w:name="SimSun">
-    <w:altName w:val="宋体"/>
-    <w:panose1 w:val="02010600030101010101"/>
-    <w:charset w:val="86"/>
-    <w:family w:val="auto"/>
-    <w:pitch w:val="variable"/>
-    <w:sig w:usb0="00000003" w:usb1="288F0000" w:usb2="00000016" w:usb3="00000000" w:csb0="00040001" w:csb1="00000000"/>
-  </w:font>
-  <w:font w:name="Tahoma">
-    <w:panose1 w:val="020B0604030504040204"/>
-    <w:charset w:val="00"/>
-    <w:family w:val="swiss"/>
-    <w:pitch w:val="variable"/>
-    <w:sig w:usb0="E1002EFF" w:usb1="C000605B" w:usb2="00000029" w:usb3="00000000" w:csb0="000101FF" w:csb1="00000000"/>
-  </w:font>
-  <w:font w:name="Segoe UI">
-    <w:panose1 w:val="020B0502040204020203"/>
-    <w:charset w:val="00"/>
-    <w:family w:val="swiss"/>
-    <w:pitch w:val="variable"/>
-    <w:sig w:usb0="E4002EFF" w:usb1="C000E47F" w:usb2="00000009" w:usb3="00000000" w:csb0="000001FF" w:csb1="00000000"/>
-  </w:font>
-  <w:font w:name="Consolas">
-    <w:panose1 w:val="020B0609020204030204"/>
-    <w:charset w:val="00"/>
-    <w:family w:val="modern"/>
-    <w:pitch w:val="fixed"/>
-    <w:sig w:usb0="E00006FF" w:usb1="0000FCFF" w:usb2="00000001" w:usb3="00000000" w:csb0="0000019F" w:csb1="00000000"/>
-  </w:font>
-  <w:font w:name="Calibri">
-    <w:panose1 w:val="020F0502020204030204"/>
-    <w:charset w:val="00"/>
-    <w:family w:val="swiss"/>
-    <w:pitch w:val="variable"/>
-    <w:sig w:usb0="E4002EFF" w:usb1="C000247B" w:usb2="00000009" w:usb3="00000000" w:csb0="000001FF" w:csb1="00000000"/>
-  </w:font>
-  <w:font w:name="Calibri Light">
-    <w:panose1 w:val="020F0302020204030204"/>
-    <w:charset w:val="00"/>
-    <w:family w:val="swiss"/>
-    <w:pitch w:val="variable"/>
-    <w:sig w:usb0="E4002EFF" w:usb1="C000247B" w:usb2="00000009" w:usb3="00000000" w:csb0="000001FF" w:csb1="00000000"/>
-  </w:font>
-</w:fonts>
-</file>
-
-<file path=word/glossary/numbering2.xml><?xml version="1.0" encoding="utf-8"?>
-<w:numbering xmlns:wpc="http://schemas.microsoft.com/office/word/2010/wordprocessingCanvas" xmlns:cx="http://schemas.microsoft.com/office/drawing/2014/chartex" xmlns:cx1="http://schemas.microsoft.com/office/drawing/2015/9/8/chartex" xmlns:cx2="http://schemas.microsoft.com/office/drawing/2015/10/21/chartex" xmlns:cx3="http://schemas.microsoft.com/office/drawing/2016/5/9/chartex" xmlns:cx4="http://schemas.microsoft.com/office/drawing/2016/5/10/chartex" xmlns:cx5="http://schemas.microsoft.com/office/drawing/2016/5/11/chartex" xmlns:cx6="http://schemas.microsoft.com/office/drawing/2016/5/12/chartex" xmlns:cx7="http://schemas.microsoft.com/office/drawing/2016/5/13/chartex" xmlns:cx8="http://schemas.microsoft.com/office/drawing/2016/5/14/chartex" xmlns:mc="http://schemas.openxmlformats.org/markup-compatibility/2006" xmlns:aink="http://schemas.microsoft.com/office/drawing/2016/ink" xmlns:am3d="http://schemas.microsoft.com/office/drawing/2017/model3d" xmlns:o="urn:schemas-microsoft-com:office:office" xmlns:oel="http://schemas.microsoft.com/office/2019/extlst" xmlns:r="http://schemas.openxmlformats.org/officeDocument/2006/relationships" xmlns:m="http://schemas.openxmlformats.org/officeDocument/2006/math" xmlns:v="urn:schemas-microsoft-com:vml" xmlns:wp14="http://schemas.microsoft.com/office/word/2010/wordprocessingDrawing" xmlns:wp="http://schemas.openxmlformats.org/drawingml/2006/wordprocessingDrawing" xmlns:w10="urn:schemas-microsoft-com:office:word" xmlns:w="http://schemas.openxmlformats.org/wordprocessingml/2006/main" xmlns:w14="http://schemas.microsoft.com/office/word/2010/wordml" xmlns:w15="http://schemas.microsoft.com/office/word/2012/wordml" xmlns:w16cex="http://schemas.microsoft.com/office/word/2018/wordml/cex" xmlns:w16cid="http://schemas.microsoft.com/office/word/2016/wordml/cid" xmlns:w16="http://schemas.microsoft.com/office/word/2018/wordml" xmlns:w16du="http://schemas.microsoft.com/office/word/2023/wordml/word16du" xmlns:w16sdtdh="http://schemas.microsoft.com/office/word/2020/wordml/sdtdatahash" xmlns:w16se="http://schemas.microsoft.com/office/word/2015/wordml/symex" xmlns:wpg="http://schemas.microsoft.com/office/word/2010/wordprocessingGroup" xmlns:wpi="http://schemas.microsoft.com/office/word/2010/wordprocessingInk" xmlns:wne="http://schemas.microsoft.com/office/word/2006/wordml" xmlns:wps="http://schemas.microsoft.com/office/word/2010/wordprocessingShape" mc:Ignorable="w14 w15 w16se w16cid w16 w16cex w16sdtdh wp14">
-  <w:abstractNum w:abstractNumId="0" w15:restartNumberingAfterBreak="0">
-    <w:nsid w:val="6D731870"/>
-    <w:multiLevelType w:val="multilevel"/>
-    <w:tmpl w:val="86308090"/>
-    <w:lvl w:ilvl="0">
-      <w:start w:val="1"/>
-      <w:numFmt w:val="decimal"/>
-      <w:lvlText w:val="%1."/>
-      <w:lvlJc w:val="left"/>
-      <w:pPr>
-        <w:tabs>
-          <w:tab w:val="num" w:pos="720"/>
-        </w:tabs>
-        <w:ind w:left="720" w:hanging="720"/>
-      </w:pPr>
-    </w:lvl>
-    <w:lvl w:ilvl="1">
-      <w:start w:val="1"/>
-      <w:numFmt w:val="decimal"/>
-      <w:lvlText w:val="%2."/>
-      <w:lvlJc w:val="left"/>
-      <w:pPr>
-        <w:tabs>
-          <w:tab w:val="num" w:pos="1440"/>
-        </w:tabs>
-        <w:ind w:left="1440" w:hanging="720"/>
-      </w:pPr>
-    </w:lvl>
-    <w:lvl w:ilvl="2">
-      <w:start w:val="1"/>
-      <w:numFmt w:val="decimal"/>
-      <w:lvlText w:val="%3."/>
-      <w:lvlJc w:val="left"/>
-      <w:pPr>
-        <w:tabs>
-          <w:tab w:val="num" w:pos="2160"/>
-        </w:tabs>
-        <w:ind w:left="2160" w:hanging="720"/>
-      </w:pPr>
-    </w:lvl>
-    <w:lvl w:ilvl="3">
-      <w:start w:val="1"/>
-      <w:numFmt w:val="decimal"/>
-      <w:lvlText w:val="%4."/>
-      <w:lvlJc w:val="left"/>
-      <w:pPr>
-        <w:tabs>
-          <w:tab w:val="num" w:pos="2880"/>
-        </w:tabs>
-        <w:ind w:left="2880" w:hanging="720"/>
-      </w:pPr>
-    </w:lvl>
-    <w:lvl w:ilvl="4">
-      <w:start w:val="1"/>
-      <w:numFmt w:val="decimal"/>
-      <w:lvlText w:val="%5."/>
-      <w:lvlJc w:val="left"/>
-      <w:pPr>
-        <w:tabs>
-          <w:tab w:val="num" w:pos="3600"/>
-        </w:tabs>
-        <w:ind w:left="3600" w:hanging="720"/>
-      </w:pPr>
-    </w:lvl>
-    <w:lvl w:ilvl="5">
-      <w:start w:val="1"/>
-      <w:numFmt w:val="decimal"/>
-      <w:lvlText w:val="%6."/>
-      <w:lvlJc w:val="left"/>
-      <w:pPr>
-        <w:tabs>
-          <w:tab w:val="num" w:pos="4320"/>
-        </w:tabs>
-        <w:ind w:left="4320" w:hanging="720"/>
-      </w:pPr>
-    </w:lvl>
-    <w:lvl w:ilvl="6">
-      <w:start w:val="1"/>
-      <w:numFmt w:val="decimal"/>
-      <w:lvlText w:val="%7."/>
-      <w:lvlJc w:val="left"/>
-      <w:pPr>
-        <w:tabs>
-          <w:tab w:val="num" w:pos="5040"/>
-        </w:tabs>
-        <w:ind w:left="5040" w:hanging="720"/>
-      </w:pPr>
-    </w:lvl>
-    <w:lvl w:ilvl="7">
-      <w:start w:val="1"/>
-      <w:numFmt w:val="decimal"/>
-      <w:lvlText w:val="%8."/>
-      <w:lvlJc w:val="left"/>
-      <w:pPr>
-        <w:tabs>
-          <w:tab w:val="num" w:pos="5760"/>
-        </w:tabs>
-        <w:ind w:left="5760" w:hanging="720"/>
-      </w:pPr>
-    </w:lvl>
-    <w:lvl w:ilvl="8">
-      <w:start w:val="1"/>
-      <w:numFmt w:val="decimal"/>
-      <w:lvlText w:val="%9."/>
-      <w:lvlJc w:val="left"/>
-      <w:pPr>
-        <w:tabs>
-          <w:tab w:val="num" w:pos="6480"/>
-        </w:tabs>
-        <w:ind w:left="6480" w:hanging="720"/>
-      </w:pPr>
-    </w:lvl>
-  </w:abstractNum>
-  <w:abstractNum w:abstractNumId="1" w15:restartNumberingAfterBreak="0">
-    <w:nsid w:val="6E1E5020"/>
-    <w:multiLevelType w:val="multilevel"/>
-    <w:tmpl w:val="2E365C12"/>
-    <w:lvl w:ilvl="0">
-      <w:start w:val="1"/>
-      <w:numFmt w:val="decimal"/>
-      <w:lvlText w:val="%1."/>
-      <w:lvlJc w:val="left"/>
-      <w:pPr>
-        <w:tabs>
-          <w:tab w:val="num" w:pos="720"/>
-        </w:tabs>
-        <w:ind w:left="720" w:hanging="720"/>
-      </w:pPr>
-    </w:lvl>
-    <w:lvl w:ilvl="1">
-      <w:start w:val="1"/>
-      <w:numFmt w:val="decimal"/>
-      <w:lvlText w:val="%2."/>
-      <w:lvlJc w:val="left"/>
-      <w:pPr>
-        <w:tabs>
-          <w:tab w:val="num" w:pos="1440"/>
-        </w:tabs>
-        <w:ind w:left="1440" w:hanging="720"/>
-      </w:pPr>
-    </w:lvl>
-    <w:lvl w:ilvl="2">
-      <w:start w:val="1"/>
-      <w:numFmt w:val="decimal"/>
-      <w:lvlText w:val="%3."/>
-      <w:lvlJc w:val="left"/>
-      <w:pPr>
-        <w:tabs>
-          <w:tab w:val="num" w:pos="2160"/>
-        </w:tabs>
-        <w:ind w:left="2160" w:hanging="720"/>
-      </w:pPr>
-    </w:lvl>
-    <w:lvl w:ilvl="3">
-      <w:start w:val="1"/>
-      <w:numFmt w:val="decimal"/>
-      <w:lvlText w:val="%4."/>
-      <w:lvlJc w:val="left"/>
-      <w:pPr>
-        <w:tabs>
-          <w:tab w:val="num" w:pos="2880"/>
-        </w:tabs>
-        <w:ind w:left="2880" w:hanging="720"/>
-      </w:pPr>
-    </w:lvl>
-    <w:lvl w:ilvl="4">
-      <w:start w:val="1"/>
-      <w:numFmt w:val="decimal"/>
-      <w:lvlText w:val="%5."/>
-      <w:lvlJc w:val="left"/>
-      <w:pPr>
-        <w:tabs>
-          <w:tab w:val="num" w:pos="3600"/>
-        </w:tabs>
-        <w:ind w:left="3600" w:hanging="720"/>
-      </w:pPr>
-    </w:lvl>
-    <w:lvl w:ilvl="5">
-      <w:start w:val="1"/>
-      <w:numFmt w:val="decimal"/>
-      <w:lvlText w:val="%6."/>
-      <w:lvlJc w:val="left"/>
-      <w:pPr>
-        <w:tabs>
-          <w:tab w:val="num" w:pos="4320"/>
-        </w:tabs>
-        <w:ind w:left="4320" w:hanging="720"/>
-      </w:pPr>
-    </w:lvl>
-    <w:lvl w:ilvl="6">
-      <w:start w:val="1"/>
-      <w:numFmt w:val="decimal"/>
-      <w:lvlText w:val="%7."/>
-      <w:lvlJc w:val="left"/>
-      <w:pPr>
-        <w:tabs>
-          <w:tab w:val="num" w:pos="5040"/>
-        </w:tabs>
-        <w:ind w:left="5040" w:hanging="720"/>
-      </w:pPr>
-    </w:lvl>
-    <w:lvl w:ilvl="7">
-      <w:start w:val="1"/>
-      <w:numFmt w:val="decimal"/>
-      <w:lvlText w:val="%8."/>
-      <w:lvlJc w:val="left"/>
-      <w:pPr>
-        <w:tabs>
-          <w:tab w:val="num" w:pos="5760"/>
-        </w:tabs>
-        <w:ind w:left="5760" w:hanging="720"/>
-      </w:pPr>
-    </w:lvl>
-    <w:lvl w:ilvl="8">
-      <w:start w:val="1"/>
-      <w:numFmt w:val="decimal"/>
-      <w:lvlText w:val="%9."/>
-      <w:lvlJc w:val="left"/>
-      <w:pPr>
-        <w:tabs>
-          <w:tab w:val="num" w:pos="6480"/>
-        </w:tabs>
-        <w:ind w:left="6480" w:hanging="720"/>
-      </w:pPr>
-    </w:lvl>
-  </w:abstractNum>
-  <w:num w:numId="1" w16cid:durableId="218366914">
-    <w:abstractNumId w:val="0"/>
-  </w:num>
-  <w:num w:numId="2" w16cid:durableId="1612129319">
-    <w:abstractNumId w:val="1"/>
-  </w:num>
-</w:numbering>
-</file>
-
-<file path=word/glossary/settings.xml><?xml version="1.0" encoding="utf-8"?>
-<w:settings xmlns:mc="http://schemas.openxmlformats.org/markup-compatibility/2006" xmlns:o="urn:schemas-microsoft-com:office:office" xmlns:r="http://schemas.openxmlformats.org/officeDocument/2006/relationships" xmlns:m="http://schemas.openxmlformats.org/officeDocument/2006/math" xmlns:v="urn:schemas-microsoft-com:vml" xmlns:w10="urn:schemas-microsoft-com:office:word" xmlns:w="http://schemas.openxmlformats.org/wordprocessingml/2006/main" xmlns:w14="http://schemas.microsoft.com/office/word/2010/wordml" xmlns:w15="http://schemas.microsoft.com/office/word/2012/wordml" xmlns:w16cex="http://schemas.microsoft.com/office/word/2018/wordml/cex" xmlns:w16cid="http://schemas.microsoft.com/office/word/2016/wordml/cid" xmlns:w16="http://schemas.microsoft.com/office/word/2018/wordml" xmlns:w16sdtdh="http://schemas.microsoft.com/office/word/2020/wordml/sdtdatahash" xmlns:w16se="http://schemas.microsoft.com/office/word/2015/wordml/symex" xmlns:sl="http://schemas.openxmlformats.org/schemaLibrary/2006/main" mc:Ignorable="w14 w15 w16se w16cid w16 w16cex w16sdtdh">
-  <w:view w:val="normal"/>
-  <w:defaultTabStop w:val="720"/>
-  <w:characterSpacingControl w:val="doNotCompress"/>
-  <w:compat>
-    <w:useFELayout/>
-    <w:compatSetting w:name="compatibilityMode" w:uri="http://schemas.microsoft.com/office/word" w:val="15"/>
-    <w:compatSetting w:name="overrideTableStyleFontSizeAndJustification" w:uri="http://schemas.microsoft.com/office/word" w:val="1"/>
-    <w:compatSetting w:name="enableOpenTypeFeatures" w:uri="http://schemas.microsoft.com/office/word" w:val="1"/>
-    <w:compatSetting w:name="doNotFlipMirrorIndents" w:uri="http://schemas.microsoft.com/office/word" w:val="1"/>
-    <w:compatSetting w:name="differentiateMultirowTableHeaders" w:uri="http://schemas.microsoft.com/office/word" w:val="1"/>
-    <w:compatSetting w:name="useWord2013TrackBottomHyphenation" w:uri="http://schemas.microsoft.com/office/word" w:val="1"/>
-  </w:compat>
-  <w:rsids>
-    <w:rsidRoot w:val="0080640C"/>
-    <w:rsid w:val="000805B2"/>
-    <w:rsid w:val="000B7433"/>
-    <w:rsid w:val="0013212A"/>
-    <w:rsid w:val="0020768F"/>
-    <w:rsid w:val="002B2E57"/>
-    <w:rsid w:val="002B77EA"/>
-    <w:rsid w:val="00341044"/>
-    <w:rsid w:val="003C514D"/>
-    <w:rsid w:val="003F4700"/>
-    <w:rsid w:val="00461B6D"/>
-    <w:rsid w:val="004F54A0"/>
-    <w:rsid w:val="0052524D"/>
-    <w:rsid w:val="005B13A9"/>
-    <w:rsid w:val="005B1620"/>
-    <w:rsid w:val="00650B78"/>
-    <w:rsid w:val="00666F97"/>
-    <w:rsid w:val="007A29B4"/>
-    <w:rsid w:val="0080640C"/>
-    <w:rsid w:val="008D5E3F"/>
-    <w:rsid w:val="0094722B"/>
-    <w:rsid w:val="00AF6212"/>
-    <w:rsid w:val="00B4279D"/>
-    <w:rsid w:val="00B7594E"/>
-    <w:rsid w:val="00BE4B7A"/>
-    <w:rsid w:val="00BF3B78"/>
-    <w:rsid w:val="00C651F2"/>
-    <w:rsid w:val="00EA7BEE"/>
-    <w:rsid w:val="00F2194E"/>
-    <w:rsid w:val="00F31BA2"/>
-    <w:rsid w:val="00F87960"/>
-  </w:rsids>
-  <m:mathPr>
-    <m:mathFont m:val="Cambria Math"/>
-    <m:brkBin m:val="before"/>
-    <m:brkBinSub m:val="--"/>
-    <m:smallFrac m:val="0"/>
-    <m:dispDef/>
-    <m:lMargin m:val="0"/>
-    <m:rMargin m:val="0"/>
-    <m:defJc m:val="centerGroup"/>
-    <m:wrapIndent m:val="1440"/>
-    <m:intLim m:val="subSup"/>
-    <m:naryLim m:val="undOvr"/>
-  </m:mathPr>
-  <w:themeFontLang w:val="en-US"/>
-  <w:clrSchemeMapping w:bg1="light1" w:t1="dark1" w:bg2="light2" w:t2="dark2" w:accent1="accent1" w:accent2="accent2" w:accent3="accent3" w:accent4="accent4" w:accent5="accent5" w:accent6="accent6" w:hyperlink="hyperlink" w:followedHyperlink="followedHyperlink"/>
-  <w:decimalSymbol w:val="."/>
-  <w:listSeparator w:val=","/>
-  <w15:chartTrackingRefBased/>
-</w:settings>
-</file>
-
-<file path=word/glossary/styles2.xml><?xml version="1.0" encoding="utf-8"?>
-<w:styles xmlns:mc="http://schemas.openxmlformats.org/markup-compatibility/2006" xmlns:r="http://schemas.openxmlformats.org/officeDocument/2006/relationships" xmlns:w="http://schemas.openxmlformats.org/wordprocessingml/2006/main" xmlns:w14="http://schemas.microsoft.com/office/word/2010/wordml" xmlns:w15="http://schemas.microsoft.com/office/word/2012/wordml" xmlns:w16cex="http://schemas.microsoft.com/office/word/2018/wordml/cex" xmlns:w16cid="http://schemas.microsoft.com/office/word/2016/wordml/cid" xmlns:w16="http://schemas.microsoft.com/office/word/2018/wordml" xmlns:w16sdtdh="http://schemas.microsoft.com/office/word/2020/wordml/sdtdatahash" xmlns:w16se="http://schemas.microsoft.com/office/word/2015/wordml/symex" mc:Ignorable="w14 w15 w16se w16cid w16 w16cex w16sdtdh">
-  <w:docDefaults>
-    <w:rPrDefault>
-      <w:rPr>
-        <w:rFonts w:asciiTheme="minorHAnsi" w:eastAsiaTheme="minorEastAsia" w:hAnsiTheme="minorHAnsi" w:cstheme="minorBidi"/>
-        <w:sz w:val="24"/>
-        <w:szCs w:val="24"/>
-        <w:lang w:val="en-US" w:eastAsia="en-US" w:bidi="ar-SA"/>
-      </w:rPr>
-    </w:rPrDefault>
-    <w:pPrDefault/>
-  </w:docDefaults>
-  <w:latentStyles w:defLockedState="0" w:defUIPriority="99" w:defSemiHidden="0" w:defUnhideWhenUsed="0" w:defQFormat="0" w:count="376">
-    <w:lsdException w:name="Normal" w:uiPriority="0" w:qFormat="1"/>
-    <w:lsdException w:name="heading 1" w:uiPriority="9" w:qFormat="1"/>
-    <w:lsdException w:name="heading 2" w:semiHidden="1" w:uiPriority="9" w:unhideWhenUsed="1" w:qFormat="1"/>
-    <w:lsdException w:name="heading 3" w:semiHidden="1" w:uiPriority="9" w:unhideWhenUsed="1" w:qFormat="1"/>
-    <w:lsdException w:name="heading 4" w:semiHidden="1" w:uiPriority="9" w:unhideWhenUsed="1" w:qFormat="1"/>
-    <w:lsdException w:name="heading 5" w:semiHidden="1" w:uiPriority="9" w:unhideWhenUsed="1" w:qFormat="1"/>
-    <w:lsdException w:name="heading 6" w:semiHidden="1" w:uiPriority="9" w:unhideWhenUsed="1" w:qFormat="1"/>
-    <w:lsdException w:name="heading 7" w:semiHidden="1" w:uiPriority="9" w:unhideWhenUsed="1" w:qFormat="1"/>
-    <w:lsdException w:name="heading 8" w:semiHidden="1" w:uiPriority="9" w:unhideWhenUsed="1" w:qFormat="1"/>
-    <w:lsdException w:name="heading 9" w:semiHidden="1" w:uiPriority="9" w:unhideWhenUsed="1" w:qFormat="1"/>
-    <w:lsdException w:name="index 1" w:semiHidden="1" w:unhideWhenUsed="1"/>
-    <w:lsdException w:name="index 2" w:semiHidden="1" w:unhideWhenUsed="1"/>
-    <w:lsdException w:name="index 3" w:semiHidden="1" w:unhideWhenUsed="1"/>
-    <w:lsdException w:name="index 4" w:semiHidden="1" w:unhideWhenUsed="1"/>
-    <w:lsdException w:name="index 5" w:semiHidden="1" w:unhideWhenUsed="1"/>
-    <w:lsdException w:name="index 6" w:semiHidden="1" w:unhideWhenUsed="1"/>
-    <w:lsdException w:name="index 7" w:semiHidden="1" w:unhideWhenUsed="1"/>
-    <w:lsdException w:name="index 8" w:semiHidden="1" w:unhideWhenUsed="1"/>
-    <w:lsdException w:name="index 9" w:semiHidden="1" w:unhideWhenUsed="1"/>
-    <w:lsdException w:name="toc 1" w:semiHidden="1" w:uiPriority="39" w:unhideWhenUsed="1"/>
-    <w:lsdException w:name="toc 2" w:semiHidden="1" w:uiPriority="39" w:unhideWhenUsed="1"/>
-    <w:lsdException w:name="toc 3" w:semiHidden="1" w:uiPriority="39" w:unhideWhenUsed="1"/>
-    <w:lsdException w:name="toc 4" w:semiHidden="1" w:uiPriority="39" w:unhideWhenUsed="1"/>
-    <w:lsdException w:name="toc 5" w:semiHidden="1" w:uiPriority="39" w:unhideWhenUsed="1"/>
-    <w:lsdException w:name="toc 6" w:semiHidden="1" w:uiPriority="39" w:unhideWhenUsed="1"/>
-    <w:lsdException w:name="toc 7" w:semiHidden="1" w:uiPriority="39" w:unhideWhenUsed="1"/>
-    <w:lsdException w:name="toc 8" w:semiHidden="1" w:uiPriority="39" w:unhideWhenUsed="1"/>
-    <w:lsdException w:name="toc 9" w:semiHidden="1" w:uiPriority="39" w:unhideWhenUsed="1"/>
-    <w:lsdException w:name="Normal Indent" w:semiHidden="1" w:unhideWhenUsed="1"/>
-    <w:lsdException w:name="footnote text" w:semiHidden="1" w:unhideWhenUsed="1"/>
-    <w:lsdException w:name="annotation text" w:semiHidden="1" w:unhideWhenUsed="1"/>
-    <w:lsdException w:name="header" w:semiHidden="1" w:unhideWhenUsed="1"/>
-    <w:lsdException w:name="footer" w:semiHidden="1" w:unhideWhenUsed="1"/>
-    <w:lsdException w:name="index heading" w:semiHidden="1" w:unhideWhenUsed="1"/>
-    <w:lsdException w:name="caption" w:semiHidden="1" w:uiPriority="35" w:unhideWhenUsed="1" w:qFormat="1"/>
-    <w:lsdException w:name="table of figures" w:semiHidden="1" w:unhideWhenUsed="1"/>
-    <w:lsdException w:name="envelope address" w:semiHidden="1" w:unhideWhenUsed="1"/>
-    <w:lsdException w:name="envelope return" w:semiHidden="1" w:unhideWhenUsed="1"/>
-    <w:lsdException w:name="footnote reference" w:semiHidden="1" w:unhideWhenUsed="1"/>
-    <w:lsdException w:name="annotation reference" w:semiHidden="1" w:unhideWhenUsed="1"/>
-    <w:lsdException w:name="line number" w:semiHidden="1" w:unhideWhenUsed="1"/>
-    <w:lsdException w:name="page number" w:semiHidden="1" w:unhideWhenUsed="1"/>
-    <w:lsdException w:name="endnote reference" w:semiHidden="1" w:unhideWhenUsed="1"/>
-    <w:lsdException w:name="endnote text" w:semiHidden="1" w:unhideWhenUsed="1"/>
-    <w:lsdException w:name="table of authorities" w:semiHidden="1" w:unhideWhenUsed="1"/>
-    <w:lsdException w:name="macro" w:semiHidden="1" w:unhideWhenUsed="1"/>
-    <w:lsdException w:name="toa heading" w:semiHidden="1" w:unhideWhenUsed="1"/>
-    <w:lsdException w:name="List" w:semiHidden="1" w:unhideWhenUsed="1"/>
-    <w:lsdException w:name="List Bullet" w:semiHidden="1" w:unhideWhenUsed="1"/>
-    <w:lsdException w:name="List Number" w:semiHidden="1" w:unhideWhenUsed="1"/>
-    <w:lsdException w:name="List 2" w:semiHidden="1" w:unhideWhenUsed="1"/>
-    <w:lsdException w:name="List 3" w:semiHidden="1" w:unhideWhenUsed="1"/>
-    <w:lsdException w:name="List 4" w:semiHidden="1" w:unhideWhenUsed="1"/>
-    <w:lsdException w:name="List 5" w:semiHidden="1" w:unhideWhenUsed="1"/>
-    <w:lsdException w:name="List Bullet 2" w:semiHidden="1" w:unhideWhenUsed="1"/>
-    <w:lsdException w:name="List Bullet 3" w:semiHidden="1" w:unhideWhenUsed="1"/>
-    <w:lsdException w:name="List Bullet 4" w:semiHidden="1" w:unhideWhenUsed="1"/>
-    <w:lsdException w:name="List Bullet 5" w:semiHidden="1" w:unhideWhenUsed="1"/>
-    <w:lsdException w:name="List Number 2" w:semiHidden="1" w:unhideWhenUsed="1"/>
-    <w:lsdException w:name="List Number 3" w:semiHidden="1" w:unhideWhenUsed="1"/>
-    <w:lsdException w:name="List Number 4" w:semiHidden="1" w:unhideWhenUsed="1"/>
-    <w:lsdException w:name="List Number 5" w:semiHidden="1" w:unhideWhenUsed="1"/>
-    <w:lsdException w:name="Title" w:uiPriority="10" w:qFormat="1"/>
-    <w:lsdException w:name="Closing" w:semiHidden="1" w:unhideWhenUsed="1"/>
-    <w:lsdException w:name="Signature" w:semiHidden="1" w:unhideWhenUsed="1"/>
-    <w:lsdException w:name="Default Paragraph Font" w:semiHidden="1" w:uiPriority="1" w:unhideWhenUsed="1"/>
-    <w:lsdException w:name="Body Text" w:semiHidden="1" w:unhideWhenUsed="1"/>
-    <w:lsdException w:name="Body Text Indent" w:semiHidden="1" w:unhideWhenUsed="1"/>
-    <w:lsdException w:name="List Continue" w:semiHidden="1" w:unhideWhenUsed="1"/>
-    <w:lsdException w:name="List Continue 2" w:semiHidden="1" w:unhideWhenUsed="1"/>
-    <w:lsdException w:name="List Continue 3" w:semiHidden="1" w:unhideWhenUsed="1"/>
-    <w:lsdException w:name="List Continue 4" w:semiHidden="1" w:unhideWhenUsed="1"/>
-    <w:lsdException w:name="List Continue 5" w:semiHidden="1" w:unhideWhenUsed="1"/>
-    <w:lsdException w:name="Message Header" w:semiHidden="1" w:unhideWhenUsed="1"/>
-    <w:lsdException w:name="Subtitle" w:uiPriority="11" w:qFormat="1"/>
-    <w:lsdException w:name="Salutation" w:semiHidden="1" w:unhideWhenUsed="1"/>
-    <w:lsdException w:name="Date" w:semiHidden="1" w:unhideWhenUsed="1"/>
-    <w:lsdException w:name="Body Text First Indent" w:semiHidden="1" w:unhideWhenUsed="1"/>
-    <w:lsdException w:name="Body Text First Indent 2" w:semiHidden="1" w:unhideWhenUsed="1"/>
-    <w:lsdException w:name="Note Heading" w:semiHidden="1" w:unhideWhenUsed="1"/>
-    <w:lsdException w:name="Body Text 2" w:semiHidden="1" w:unhideWhenUsed="1"/>
-    <w:lsdException w:name="Body Text 3" w:semiHidden="1" w:unhideWhenUsed="1"/>
-    <w:lsdException w:name="Body Text Indent 2" w:semiHidden="1" w:unhideWhenUsed="1"/>
-    <w:lsdException w:name="Body Text Indent 3" w:semiHidden="1" w:unhideWhenUsed="1"/>
-    <w:lsdException w:name="Block Text" w:semiHidden="1" w:unhideWhenUsed="1"/>
-    <w:lsdException w:name="Hyperlink" w:semiHidden="1" w:unhideWhenUsed="1"/>
-    <w:lsdException w:name="FollowedHyperlink" w:semiHidden="1" w:unhideWhenUsed="1"/>
-    <w:lsdException w:name="Strong" w:uiPriority="22" w:qFormat="1"/>
-    <w:lsdException w:name="Emphasis" w:uiPriority="20" w:qFormat="1"/>
-    <w:lsdException w:name="Document Map" w:semiHidden="1" w:unhideWhenUsed="1"/>
-    <w:lsdException w:name="Plain Text" w:semiHidden="1" w:unhideWhenUsed="1"/>
-    <w:lsdException w:name="E-mail Signature" w:semiHidden="1" w:unhideWhenUsed="1"/>
-    <w:lsdException w:name="HTML Top of Form" w:semiHidden="1" w:unhideWhenUsed="1"/>
-    <w:lsdException w:name="HTML Bottom of Form" w:semiHidden="1" w:unhideWhenUsed="1"/>
-    <w:lsdException w:name="Normal (Web)" w:semiHidden="1" w:unhideWhenUsed="1"/>
-    <w:lsdException w:name="HTML Acronym" w:semiHidden="1" w:unhideWhenUsed="1"/>
-    <w:lsdException w:name="HTML Address" w:semiHidden="1" w:unhideWhenUsed="1"/>
-    <w:lsdException w:name="HTML Cite" w:semiHidden="1" w:unhideWhenUsed="1"/>
-    <w:lsdException w:name="HTML Code" w:semiHidden="1" w:unhideWhenUsed="1"/>
-    <w:lsdException w:name="HTML Definition" w:semiHidden="1" w:unhideWhenUsed="1"/>
-    <w:lsdException w:name="HTML Keyboard" w:semiHidden="1" w:unhideWhenUsed="1"/>
-    <w:lsdException w:name="HTML Preformatted" w:semiHidden="1" w:unhideWhenUsed="1"/>
-    <w:lsdException w:name="HTML Sample" w:semiHidden="1" w:unhideWhenUsed="1"/>
-    <w:lsdException w:name="HTML Typewriter" w:semiHidden="1" w:unhideWhenUsed="1"/>
-    <w:lsdException w:name="HTML Variable" w:semiHidden="1" w:unhideWhenUsed="1"/>
-    <w:lsdException w:name="annotation subject" w:semiHidden="1" w:unhideWhenUsed="1"/>
-    <w:lsdException w:name="No List" w:semiHidden="1" w:unhideWhenUsed="1"/>
-    <w:lsdException w:name="Outline List 1" w:semiHidden="1" w:unhideWhenUsed="1"/>
-    <w:lsdException w:name="Outline List 2" w:semiHidden="1" w:unhideWhenUsed="1"/>
-    <w:lsdException w:name="Outline List 3" w:semiHidden="1" w:unhideWhenUsed="1"/>
-    <w:lsdException w:name="Table Simple 1" w:semiHidden="1" w:unhideWhenUsed="1"/>
-    <w:lsdException w:name="Table Simple 2" w:semiHidden="1" w:unhideWhenUsed="1"/>
-    <w:lsdException w:name="Table Simple 3" w:semiHidden="1" w:unhideWhenUsed="1"/>
-    <w:lsdException w:name="Table Classic 1" w:semiHidden="1" w:unhideWhenUsed="1"/>
-    <w:lsdException w:name="Table Classic 2" w:semiHidden="1" w:unhideWhenUsed="1"/>
-    <w:lsdException w:name="Table Classic 3" w:semiHidden="1" w:unhideWhenUsed="1"/>
-    <w:lsdException w:name="Table Classic 4" w:semiHidden="1" w:unhideWhenUsed="1"/>
-    <w:lsdException w:name="Table Colorful 1" w:semiHidden="1" w:unhideWhenUsed="1"/>
-    <w:lsdException w:name="Table Colorful 2" w:semiHidden="1" w:unhideWhenUsed="1"/>
-    <w:lsdException w:name="Table Colorful 3" w:semiHidden="1" w:unhideWhenUsed="1"/>
-    <w:lsdException w:name="Table Columns 1" w:semiHidden="1" w:unhideWhenUsed="1"/>
-    <w:lsdException w:name="Table Columns 2" w:semiHidden="1" w:unhideWhenUsed="1"/>
-    <w:lsdException w:name="Table Columns 3" w:semiHidden="1" w:unhideWhenUsed="1"/>
-    <w:lsdException w:name="Table Columns 4" w:semiHidden="1" w:unhideWhenUsed="1"/>
-    <w:lsdException w:name="Table Columns 5" w:semiHidden="1" w:unhideWhenUsed="1"/>
-    <w:lsdException w:name="Table Grid 1" w:semiHidden="1" w:unhideWhenUsed="1"/>
-    <w:lsdException w:name="Table Grid 2" w:semiHidden="1" w:unhideWhenUsed="1"/>
-    <w:lsdException w:name="Table Grid 3" w:semiHidden="1" w:unhideWhenUsed="1"/>
-    <w:lsdException w:name="Table Grid 4" w:semiHidden="1" w:unhideWhenUsed="1"/>
-    <w:lsdException w:name="Table Grid 5" w:semiHidden="1" w:unhideWhenUsed="1"/>
-    <w:lsdException w:name="Table Grid 6" w:semiHidden="1" w:unhideWhenUsed="1"/>
-    <w:lsdException w:name="Table Grid 7" w:semiHidden="1" w:unhideWhenUsed="1"/>
-    <w:lsdException w:name="Table Grid 8" w:semiHidden="1" w:unhideWhenUsed="1"/>
-    <w:lsdException w:name="Table List 1" w:semiHidden="1" w:unhideWhenUsed="1"/>
-    <w:lsdException w:name="Table List 2" w:semiHidden="1" w:unhideWhenUsed="1"/>
-    <w:lsdException w:name="Table List 3" w:semiHidden="1" w:unhideWhenUsed="1"/>
-    <w:lsdException w:name="Table List 4" w:semiHidden="1" w:unhideWhenUsed="1"/>
-    <w:lsdException w:name="Table List 5" w:semiHidden="1" w:unhideWhenUsed="1"/>
-    <w:lsdException w:name="Table List 6" w:semiHidden="1" w:unhideWhenUsed="1"/>
-    <w:lsdException w:name="Table List 7" w:semiHidden="1" w:unhideWhenUsed="1"/>
-    <w:lsdException w:name="Table List 8" w:semiHidden="1" w:unhideWhenUsed="1"/>
-    <w:lsdException w:name="Table 3D effects 1" w:semiHidden="1" w:unhideWhenUsed="1"/>
-    <w:lsdException w:name="Table 3D effects 2" w:semiHidden="1" w:unhideWhenUsed="1"/>
-    <w:lsdException w:name="Table 3D effects 3" w:semiHidden="1" w:unhideWhenUsed="1"/>
-    <w:lsdException w:name="Table Contemporary" w:semiHidden="1" w:unhideWhenUsed="1"/>
-    <w:lsdException w:name="Table Elegant" w:semiHidden="1" w:unhideWhenUsed="1"/>
-    <w:lsdException w:name="Table Professional" w:semiHidden="1" w:unhideWhenUsed="1"/>
-    <w:lsdException w:name="Table Subtle 2" w:semiHidden="1" w:unhideWhenUsed="1"/>
-    <w:lsdException w:name="Table Web 1" w:semiHidden="1" w:unhideWhenUsed="1"/>
-    <w:lsdException w:name="Balloon Text" w:semiHidden="1" w:unhideWhenUsed="1"/>
-    <w:lsdException w:name="Table Grid" w:uiPriority="39"/>
-    <w:lsdException w:name="Table Theme" w:semiHidden="1" w:unhideWhenUsed="1"/>
-    <w:lsdException w:name="Placeholder Text" w:semiHidden="1"/>
-    <w:lsdException w:name="No Spacing" w:uiPriority="1" w:qFormat="1"/>
-    <w:lsdException w:name="Light Shading" w:uiPriority="60"/>
-    <w:lsdException w:name="Light List" w:uiPriority="61"/>
-    <w:lsdException w:name="Light Grid" w:uiPriority="62"/>
-    <w:lsdException w:name="Medium Shading 1" w:uiPriority="63"/>
-    <w:lsdException w:name="Medium Shading 2" w:uiPriority="64"/>
-    <w:lsdException w:name="Medium List 1" w:uiPriority="65"/>
-    <w:lsdException w:name="Medium List 2" w:uiPriority="66"/>
-    <w:lsdException w:name="Medium Grid 1" w:uiPriority="67"/>
-    <w:lsdException w:name="Medium Grid 2" w:uiPriority="68"/>
-    <w:lsdException w:name="Medium Grid 3" w:uiPriority="69"/>
-    <w:lsdException w:name="Dark List" w:uiPriority="70"/>
-    <w:lsdException w:name="Colorful Shading" w:uiPriority="71"/>
-    <w:lsdException w:name="Colorful List" w:uiPriority="72"/>
-    <w:lsdException w:name="Colorful Grid" w:uiPriority="73"/>
-    <w:lsdException w:name="Light Shading Accent 1" w:uiPriority="60"/>
-    <w:lsdException w:name="Light List Accent 1" w:uiPriority="61"/>
-    <w:lsdException w:name="Light Grid Accent 1" w:uiPriority="62"/>
-    <w:lsdException w:name="Medium Shading 1 Accent 1" w:uiPriority="63"/>
-    <w:lsdException w:name="Medium Shading 2 Accent 1" w:uiPriority="64"/>
-    <w:lsdException w:name="Medium List 1 Accent 1" w:uiPriority="65"/>
-    <w:lsdException w:name="Revision" w:semiHidden="1"/>
-    <w:lsdException w:name="List Paragraph" w:uiPriority="34" w:qFormat="1"/>
-    <w:lsdException w:name="Quote" w:uiPriority="29" w:qFormat="1"/>
-    <w:lsdException w:name="Intense Quote" w:uiPriority="30" w:qFormat="1"/>
-    <w:lsdException w:name="Medium List 2 Accent 1" w:uiPriority="66"/>
-    <w:lsdException w:name="Medium Grid 1 Accent 1" w:uiPriority="67"/>
-    <w:lsdException w:name="Medium Grid 2 Accent 1" w:uiPriority="68"/>
-    <w:lsdException w:name="Medium Grid 3 Accent 1" w:uiPriority="69"/>
-    <w:lsdException w:name="Dark List Accent 1" w:uiPriority="70"/>
-    <w:lsdException w:name="Colorful Shading Accent 1" w:uiPriority="71"/>
-    <w:lsdException w:name="Colorful List Accent 1" w:uiPriority="72"/>
-    <w:lsdException w:name="Colorful Grid Accent 1" w:uiPriority="73"/>
-    <w:lsdException w:name="Light Shading Accent 2" w:uiPriority="60"/>
-    <w:lsdException w:name="Light List Accent 2" w:uiPriority="61"/>
-    <w:lsdException w:name="Light Grid Accent 2" w:uiPriority="62"/>
-    <w:lsdException w:name="Medium Shading 1 Accent 2" w:uiPriority="63"/>
-    <w:lsdException w:name="Medium Shading 2 Accent 2" w:uiPriority="64"/>
-    <w:lsdException w:name="Medium List 1 Accent 2" w:uiPriority="65"/>
-    <w:lsdException w:name="Medium List 2 Accent 2" w:uiPriority="66"/>
-    <w:lsdException w:name="Medium Grid 1 Accent 2" w:uiPriority="67"/>
-    <w:lsdException w:name="Medium Grid 2 Accent 2" w:uiPriority="68"/>
-    <w:lsdException w:name="Medium Grid 3 Accent 2" w:uiPriority="69"/>
-    <w:lsdException w:name="Dark List Accent 2" w:uiPriority="70"/>
-    <w:lsdException w:name="Colorful Shading Accent 2" w:uiPriority="71"/>
-    <w:lsdException w:name="Colorful List Accent 2" w:uiPriority="72"/>
-    <w:lsdException w:name="Colorful Grid Accent 2" w:uiPriority="73"/>
-    <w:lsdException w:name="Light Shading Accent 3" w:uiPriority="60"/>
-    <w:lsdException w:name="Light List Accent 3" w:uiPriority="61"/>
-    <w:lsdException w:name="Light Grid Accent 3" w:uiPriority="62"/>
-    <w:lsdException w:name="Medium Shading 1 Accent 3" w:uiPriority="63"/>
-    <w:lsdException w:name="Medium Shading 2 Accent 3" w:uiPriority="64"/>
-    <w:lsdException w:name="Medium List 1 Accent 3" w:uiPriority="65"/>
-    <w:lsdException w:name="Medium List 2 Accent 3" w:uiPriority="66"/>
-    <w:lsdException w:name="Medium Grid 1 Accent 3" w:uiPriority="67"/>
-    <w:lsdException w:name="Medium Grid 2 Accent 3" w:uiPriority="68"/>
-    <w:lsdException w:name="Medium Grid 3 Accent 3" w:uiPriority="69"/>
-    <w:lsdException w:name="Dark List Accent 3" w:uiPriority="70"/>
-    <w:lsdException w:name="Colorful Shading Accent 3" w:uiPriority="71"/>
-    <w:lsdException w:name="Colorful List Accent 3" w:uiPriority="72"/>
-    <w:lsdException w:name="Colorful Grid Accent 3" w:uiPriority="73"/>
-    <w:lsdException w:name="Light Shading Accent 4" w:uiPriority="60"/>
-    <w:lsdException w:name="Light List Accent 4" w:uiPriority="61"/>
-    <w:lsdException w:name="Light Grid Accent 4" w:uiPriority="62"/>
-    <w:lsdException w:name="Medium Shading 1 Accent 4" w:uiPriority="63"/>
-    <w:lsdException w:name="Medium Shading 2 Accent 4" w:uiPriority="64"/>
-    <w:lsdException w:name="Medium List 1 Accent 4" w:uiPriority="65"/>
-    <w:lsdException w:name="Medium List 2 Accent 4" w:uiPriority="66"/>
-    <w:lsdException w:name="Medium Grid 1 Accent 4" w:uiPriority="67"/>
-    <w:lsdException w:name="Medium Grid 2 Accent 4" w:uiPriority="68"/>
-    <w:lsdException w:name="Medium Grid 3 Accent 4" w:uiPriority="69"/>
-    <w:lsdException w:name="Dark List Accent 4" w:uiPriority="70"/>
-    <w:lsdException w:name="Colorful Shading Accent 4" w:uiPriority="71"/>
-    <w:lsdException w:name="Colorful List Accent 4" w:uiPriority="72"/>
-    <w:lsdException w:name="Colorful Grid Accent 4" w:uiPriority="73"/>
-    <w:lsdException w:name="Light Shading Accent 5" w:uiPriority="60"/>
-    <w:lsdException w:name="Light List Accent 5" w:uiPriority="61"/>
-    <w:lsdException w:name="Light Grid Accent 5" w:uiPriority="62"/>
-    <w:lsdException w:name="Medium Shading 1 Accent 5" w:uiPriority="63"/>
-    <w:lsdException w:name="Medium Shading 2 Accent 5" w:uiPriority="64"/>
-    <w:lsdException w:name="Medium List 1 Accent 5" w:uiPriority="65"/>
-    <w:lsdException w:name="Medium List 2 Accent 5" w:uiPriority="66"/>
-    <w:lsdException w:name="Medium Grid 1 Accent 5" w:uiPriority="67"/>
-    <w:lsdException w:name="Medium Grid 2 Accent 5" w:uiPriority="68"/>
-    <w:lsdException w:name="Medium Grid 3 Accent 5" w:uiPriority="69"/>
-    <w:lsdException w:name="Dark List Accent 5" w:uiPriority="70"/>
-    <w:lsdException w:name="Colorful Shading Accent 5" w:uiPriority="71"/>
-    <w:lsdException w:name="Colorful List Accent 5" w:uiPriority="72"/>
-    <w:lsdException w:name="Colorful Grid Accent 5" w:uiPriority="73"/>
-    <w:lsdException w:name="Light Shading Accent 6" w:uiPriority="60"/>
-    <w:lsdException w:name="Light List Accent 6" w:uiPriority="61"/>
-    <w:lsdException w:name="Light Grid Accent 6" w:uiPriority="62"/>
-    <w:lsdException w:name="Medium Shading 1 Accent 6" w:uiPriority="63"/>
-    <w:lsdException w:name="Medium Shading 2 Accent 6" w:uiPriority="64"/>
-    <w:lsdException w:name="Medium List 1 Accent 6" w:uiPriority="65"/>
-    <w:lsdException w:name="Medium List 2 Accent 6" w:uiPriority="66"/>
-    <w:lsdException w:name="Medium Grid 1 Accent 6" w:uiPriority="67"/>
-    <w:lsdException w:name="Medium Grid 2 Accent 6" w:uiPriority="68"/>
-    <w:lsdException w:name="Medium Grid 3 Accent 6" w:uiPriority="69"/>
-    <w:lsdException w:name="Dark List Accent 6" w:uiPriority="70"/>
-    <w:lsdException w:name="Colorful Shading Accent 6" w:uiPriority="71"/>
-    <w:lsdException w:name="Colorful List Accent 6" w:uiPriority="72"/>
-    <w:lsdException w:name="Colorful Grid Accent 6" w:uiPriority="73"/>
-    <w:lsdException w:name="Subtle Emphasis" w:uiPriority="19" w:qFormat="1"/>
-    <w:lsdException w:name="Intense Emphasis" w:uiPriority="21" w:qFormat="1"/>
-    <w:lsdException w:name="Subtle Reference" w:uiPriority="31" w:qFormat="1"/>
-    <w:lsdException w:name="Intense Reference" w:uiPriority="32" w:qFormat="1"/>
-    <w:lsdException w:name="Book Title" w:uiPriority="33" w:qFormat="1"/>
-    <w:lsdException w:name="Bibliography" w:semiHidden="1" w:uiPriority="37" w:unhideWhenUsed="1"/>
-    <w:lsdException w:name="TOC Heading" w:semiHidden="1" w:uiPriority="39" w:unhideWhenUsed="1" w:qFormat="1"/>
-    <w:lsdException w:name="Plain Table 1" w:uiPriority="41"/>
-    <w:lsdException w:name="Plain Table 2" w:uiPriority="42"/>
-    <w:lsdException w:name="Plain Table 3" w:uiPriority="43"/>
-    <w:lsdException w:name="Plain Table 4" w:uiPriority="44"/>
-    <w:lsdException w:name="Plain Table 5" w:uiPriority="45"/>
-    <w:lsdException w:name="Grid Table Light" w:uiPriority="40"/>
-    <w:lsdException w:name="Grid Table 1 Light" w:uiPriority="46"/>
-    <w:lsdException w:name="Grid Table 2" w:uiPriority="47"/>
-    <w:lsdException w:name="Grid Table 3" w:uiPriority="48"/>
-    <w:lsdException w:name="Grid Table 4" w:uiPriority="49"/>
-    <w:lsdException w:name="Grid Table 5 Dark" w:uiPriority="50"/>
-    <w:lsdException w:name="Grid Table 6 Colorful" w:uiPriority="51"/>
-    <w:lsdException w:name="Grid Table 7 Colorful" w:uiPriority="52"/>
-    <w:lsdException w:name="Grid Table 1 Light Accent 1" w:uiPriority="46"/>
-    <w:lsdException w:name="Grid Table 2 Accent 1" w:uiPriority="47"/>
-    <w:lsdException w:name="Grid Table 3 Accent 1" w:uiPriority="48"/>
-    <w:lsdException w:name="Grid Table 4 Accent 1" w:uiPriority="49"/>
-    <w:lsdException w:name="Grid Table 5 Dark Accent 1" w:uiPriority="50"/>
-    <w:lsdException w:name="Grid Table 6 Colorful Accent 1" w:uiPriority="51"/>
-    <w:lsdException w:name="Grid Table 7 Colorful Accent 1" w:uiPriority="52"/>
-    <w:lsdException w:name="Grid Table 1 Light Accent 2" w:uiPriority="46"/>
-    <w:lsdException w:name="Grid Table 2 Accent 2" w:uiPriority="47"/>
-    <w:lsdException w:name="Grid Table 3 Accent 2" w:uiPriority="48"/>
-    <w:lsdException w:name="Grid Table 4 Accent 2" w:uiPriority="49"/>
-    <w:lsdException w:name="Grid Table 5 Dark Accent 2" w:uiPriority="50"/>
-    <w:lsdException w:name="Grid Table 6 Colorful Accent 2" w:uiPriority="51"/>
-    <w:lsdException w:name="Grid Table 7 Colorful Accent 2" w:uiPriority="52"/>
-    <w:lsdException w:name="Grid Table 1 Light Accent 3" w:uiPriority="46"/>
-    <w:lsdException w:name="Grid Table 2 Accent 3" w:uiPriority="47"/>
-    <w:lsdException w:name="Grid Table 3 Accent 3" w:uiPriority="48"/>
-    <w:lsdException w:name="Grid Table 4 Accent 3" w:uiPriority="49"/>
-    <w:lsdException w:name="Grid Table 5 Dark Accent 3" w:uiPriority="50"/>
-    <w:lsdException w:name="Grid Table 6 Colorful Accent 3" w:uiPriority="51"/>
-    <w:lsdException w:name="Grid Table 7 Colorful Accent 3" w:uiPriority="52"/>
-    <w:lsdException w:name="Grid Table 1 Light Accent 4" w:uiPriority="46"/>
-    <w:lsdException w:name="Grid Table 2 Accent 4" w:uiPriority="47"/>
-    <w:lsdException w:name="Grid Table 3 Accent 4" w:uiPriority="48"/>
-    <w:lsdException w:name="Grid Table 4 Accent 4" w:uiPriority="49"/>
-    <w:lsdException w:name="Grid Table 5 Dark Accent 4" w:uiPriority="50"/>
-    <w:lsdException w:name="Grid Table 6 Colorful Accent 4" w:uiPriority="51"/>
-    <w:lsdException w:name="Grid Table 7 Colorful Accent 4" w:uiPriority="52"/>
-    <w:lsdException w:name="Grid Table 1 Light Accent 5" w:uiPriority="46"/>
-    <w:lsdException w:name="Grid Table 2 Accent 5" w:uiPriority="47"/>
-    <w:lsdException w:name="Grid Table 3 Accent 5" w:uiPriority="48"/>
-    <w:lsdException w:name="Grid Table 4 Accent 5" w:uiPriority="49"/>
-    <w:lsdException w:name="Grid Table 5 Dark Accent 5" w:uiPriority="50"/>
-    <w:lsdException w:name="Grid Table 6 Colorful Accent 5" w:uiPriority="51"/>
-    <w:lsdException w:name="Grid Table 7 Colorful Accent 5" w:uiPriority="52"/>
-    <w:lsdException w:name="Grid Table 1 Light Accent 6" w:uiPriority="46"/>
-    <w:lsdException w:name="Grid Table 2 Accent 6" w:uiPriority="47"/>
-    <w:lsdException w:name="Grid Table 3 Accent 6" w:uiPriority="48"/>
-    <w:lsdException w:name="Grid Table 4 Accent 6" w:uiPriority="49"/>
-    <w:lsdException w:name="Grid Table 5 Dark Accent 6" w:uiPriority="50"/>
-    <w:lsdException w:name="Grid Table 6 Colorful Accent 6" w:uiPriority="51"/>
-    <w:lsdException w:name="Grid Table 7 Colorful Accent 6" w:uiPriority="52"/>
-    <w:lsdException w:name="List Table 1 Light" w:uiPriority="46"/>
-    <w:lsdException w:name="List Table 2" w:uiPriority="47"/>
-    <w:lsdException w:name="List Table 3" w:uiPriority="48"/>
-    <w:lsdException w:name="List Table 4" w:uiPriority="49"/>
-    <w:lsdException w:name="List Table 5 Dark" w:uiPriority="50"/>
-    <w:lsdException w:name="List Table 6 Colorful" w:uiPriority="51"/>
-    <w:lsdException w:name="List Table 7 Colorful" w:uiPriority="52"/>
-    <w:lsdException w:name="List Table 1 Light Accent 1" w:uiPriority="46"/>
-    <w:lsdException w:name="List Table 2 Accent 1" w:uiPriority="47"/>
-    <w:lsdException w:name="List Table 3 Accent 1" w:uiPriority="48"/>
-    <w:lsdException w:name="List Table 4 Accent 1" w:uiPriority="49"/>
-    <w:lsdException w:name="List Table 5 Dark Accent 1" w:uiPriority="50"/>
-    <w:lsdException w:name="List Table 6 Colorful Accent 1" w:uiPriority="51"/>
-    <w:lsdException w:name="List Table 7 Colorful Accent 1" w:uiPriority="52"/>
-    <w:lsdException w:name="List Table 1 Light Accent 2" w:uiPriority="46"/>
-    <w:lsdException w:name="List Table 2 Accent 2" w:uiPriority="47"/>
-    <w:lsdException w:name="List Table 3 Accent 2" w:uiPriority="48"/>
-    <w:lsdException w:name="List Table 4 Accent 2" w:uiPriority="49"/>
-    <w:lsdException w:name="List Table 5 Dark Accent 2" w:uiPriority="50"/>
-    <w:lsdException w:name="List Table 6 Colorful Accent 2" w:uiPriority="51"/>
-    <w:lsdException w:name="List Table 7 Colorful Accent 2" w:uiPriority="52"/>
-    <w:lsdException w:name="List Table 1 Light Accent 3" w:uiPriority="46"/>
-    <w:lsdException w:name="List Table 2 Accent 3" w:uiPriority="47"/>
-    <w:lsdException w:name="List Table 3 Accent 3" w:uiPriority="48"/>
-    <w:lsdException w:name="List Table 4 Accent 3" w:uiPriority="49"/>
-    <w:lsdException w:name="List Table 5 Dark Accent 3" w:uiPriority="50"/>
-    <w:lsdException w:name="List Table 6 Colorful Accent 3" w:uiPriority="51"/>
-    <w:lsdException w:name="List Table 7 Colorful Accent 3" w:uiPriority="52"/>
-    <w:lsdException w:name="List Table 1 Light Accent 4" w:uiPriority="46"/>
-    <w:lsdException w:name="List Table 2 Accent 4" w:uiPriority="47"/>
-    <w:lsdException w:name="List Table 3 Accent 4" w:uiPriority="48"/>
-    <w:lsdException w:name="List Table 4 Accent 4" w:uiPriority="49"/>
-    <w:lsdException w:name="List Table 5 Dark Accent 4" w:uiPriority="50"/>
-    <w:lsdException w:name="List Table 6 Colorful Accent 4" w:uiPriority="51"/>
-    <w:lsdException w:name="List Table 7 Colorful Accent 4" w:uiPriority="52"/>
-    <w:lsdException w:name="List Table 1 Light Accent 5" w:uiPriority="46"/>
-    <w:lsdException w:name="List Table 2 Accent 5" w:uiPriority="47"/>
-    <w:lsdException w:name="List Table 3 Accent 5" w:uiPriority="48"/>
-    <w:lsdException w:name="List Table 4 Accent 5" w:uiPriority="49"/>
-    <w:lsdException w:name="List Table 5 Dark Accent 5" w:uiPriority="50"/>
-    <w:lsdException w:name="List Table 6 Colorful Accent 5" w:uiPriority="51"/>
-    <w:lsdException w:name="List Table 7 Colorful Accent 5" w:uiPriority="52"/>
-    <w:lsdException w:name="List Table 1 Light Accent 6" w:uiPriority="46"/>
-    <w:lsdException w:name="List Table 2 Accent 6" w:uiPriority="47"/>
-    <w:lsdException w:name="List Table 3 Accent 6" w:uiPriority="48"/>
-    <w:lsdException w:name="List Table 4 Accent 6" w:uiPriority="49"/>
-    <w:lsdException w:name="List Table 5 Dark Accent 6" w:uiPriority="50"/>
-    <w:lsdException w:name="List Table 6 Colorful Accent 6" w:uiPriority="51"/>
-    <w:lsdException w:name="List Table 7 Colorful Accent 6" w:uiPriority="52"/>
-    <w:lsdException w:name="Mention" w:semiHidden="1" w:unhideWhenUsed="1"/>
-    <w:lsdException w:name="Smart Hyperlink" w:semiHidden="1" w:unhideWhenUsed="1"/>
-    <w:lsdException w:name="Hashtag" w:semiHidden="1" w:unhideWhenUsed="1"/>
-    <w:lsdException w:name="Unresolved Mention" w:semiHidden="1" w:unhideWhenUsed="1"/>
-    <w:lsdException w:name="Smart Link" w:semiHidden="1" w:unhideWhenUsed="1"/>
-  </w:latentStyles>
-  <w:style w:type="paragraph" w:default="1" w:styleId="Normal">
-    <w:name w:val="Normal"/>
-    <w:qFormat/>
-  </w:style>
-  <w:style w:type="character" w:default="1" w:styleId="DefaultParagraphFont">
-    <w:name w:val="Default Paragraph Font"/>
-    <w:uiPriority w:val="1"/>
-    <w:semiHidden/>
-    <w:unhideWhenUsed/>
-  </w:style>
-  <w:style w:type="table" w:default="1" w:styleId="TableNormal">
-    <w:name w:val="Normal Table"/>
-    <w:uiPriority w:val="99"/>
-    <w:semiHidden/>
-    <w:unhideWhenUsed/>
-    <w:tblPr>
-      <w:tblInd w:w="0" w:type="dxa"/>
-      <w:tblCellMar>
-        <w:top w:w="0" w:type="dxa"/>
-        <w:left w:w="108" w:type="dxa"/>
-        <w:bottom w:w="0" w:type="dxa"/>
-        <w:right w:w="108" w:type="dxa"/>
-      </w:tblCellMar>
-    </w:tblPr>
-  </w:style>
-  <w:style w:type="numbering" w:default="1" w:styleId="NoList">
-    <w:name w:val="No List"/>
-    <w:uiPriority w:val="99"/>
-    <w:semiHidden/>
-    <w:unhideWhenUsed/>
-  </w:style>
-  <w:style w:type="character" w:styleId="PlaceholderText">
-    <w:name w:val="Placeholder Text"/>
-    <w:basedOn w:val="DefaultParagraphFont"/>
-    <w:uiPriority w:val="99"/>
-    <w:semiHidden/>
-    <w:rsid w:val="0020768F"/>
-    <w:rPr>
-      <w:rFonts w:ascii="Times New Roman" w:hAnsi="Times New Roman" w:cs="Times New Roman"/>
-      <w:color w:val="595959" w:themeColor="text1" w:themeTint="A6"/>
-    </w:rPr>
-  </w:style>
-  <w:style w:type="paragraph" w:customStyle="1" w:styleId="3FA94CB8968A400F81AA2390AA9D69BF">
-    <w:name w:val="3FA94CB8968A400F81AA2390AA9D69BF"/>
-    <w:rsid w:val="0020768F"/>
-    <w:pPr>
-      <w:spacing w:after="160" w:line="259" w:lineRule="auto"/>
-    </w:pPr>
-    <w:rPr>
-      <w:sz w:val="22"/>
-      <w:szCs w:val="22"/>
-      <w:lang w:val="en-AU" w:eastAsia="en-AU"/>
-    </w:rPr>
-  </w:style>
-  <w:style w:type="paragraph" w:customStyle="1" w:styleId="191D362AD7AB4509803D4B8A63D73668">
-    <w:name w:val="191D362AD7AB4509803D4B8A63D73668"/>
-    <w:rsid w:val="0020768F"/>
-    <w:pPr>
-      <w:spacing w:after="160" w:line="259" w:lineRule="auto"/>
-    </w:pPr>
-    <w:rPr>
-      <w:sz w:val="22"/>
-      <w:szCs w:val="22"/>
-      <w:lang w:val="en-AU" w:eastAsia="en-AU"/>
-    </w:rPr>
-  </w:style>
-  <w:style w:type="paragraph" w:customStyle="1" w:styleId="B9C44E0FB688448B83C95FC890923056">
-    <w:name w:val="B9C44E0FB688448B83C95FC890923056"/>
-    <w:rsid w:val="0020768F"/>
-    <w:pPr>
-      <w:spacing w:after="160" w:line="259" w:lineRule="auto"/>
-    </w:pPr>
-    <w:rPr>
-      <w:sz w:val="22"/>
-      <w:szCs w:val="22"/>
-      <w:lang w:val="en-AU" w:eastAsia="en-AU"/>
-    </w:rPr>
-  </w:style>
-  <w:style w:type="paragraph" w:customStyle="1" w:styleId="A91C9A47AD094D7C9BA0608CC2E8B3C8">
-    <w:name w:val="A91C9A47AD094D7C9BA0608CC2E8B3C8"/>
-    <w:rsid w:val="0020768F"/>
-    <w:pPr>
-      <w:spacing w:after="160" w:line="259" w:lineRule="auto"/>
-    </w:pPr>
-    <w:rPr>
-      <w:sz w:val="22"/>
-      <w:szCs w:val="22"/>
-      <w:lang w:val="en-AU" w:eastAsia="en-AU"/>
-    </w:rPr>
-  </w:style>
-  <w:style w:type="paragraph" w:customStyle="1" w:styleId="E20760C1CC5748DAB677623A3FB1F25F">
-    <w:name w:val="E20760C1CC5748DAB677623A3FB1F25F"/>
-    <w:rsid w:val="0020768F"/>
-    <w:pPr>
-      <w:spacing w:after="160" w:line="259" w:lineRule="auto"/>
-    </w:pPr>
-    <w:rPr>
-      <w:sz w:val="22"/>
-      <w:szCs w:val="22"/>
-      <w:lang w:val="en-AU" w:eastAsia="en-AU"/>
-    </w:rPr>
-  </w:style>
-  <w:style w:type="paragraph" w:customStyle="1" w:styleId="AFBB4E6CA2B0416DA1EEC414BF380826">
-    <w:name w:val="AFBB4E6CA2B0416DA1EEC414BF380826"/>
-    <w:rsid w:val="0020768F"/>
-    <w:pPr>
-      <w:spacing w:after="160" w:line="259" w:lineRule="auto"/>
-    </w:pPr>
-    <w:rPr>
-      <w:sz w:val="22"/>
-      <w:szCs w:val="22"/>
-      <w:lang w:val="en-AU" w:eastAsia="en-AU"/>
-    </w:rPr>
-  </w:style>
-  <w:style w:type="paragraph" w:customStyle="1" w:styleId="461B67E5475D49CF94B756D2F54271A4">
-    <w:name w:val="461B67E5475D49CF94B756D2F54271A4"/>
-    <w:rsid w:val="0020768F"/>
-    <w:pPr>
-      <w:spacing w:after="160" w:line="259" w:lineRule="auto"/>
-    </w:pPr>
-    <w:rPr>
-      <w:sz w:val="22"/>
-      <w:szCs w:val="22"/>
-      <w:lang w:val="en-AU" w:eastAsia="en-AU"/>
-    </w:rPr>
-  </w:style>
-  <w:style w:type="paragraph" w:customStyle="1" w:styleId="2FD1C0FD582E4E34BF69A878E62DDC4C">
-    <w:name w:val="2FD1C0FD582E4E34BF69A878E62DDC4C"/>
-    <w:rsid w:val="0020768F"/>
-    <w:pPr>
-      <w:spacing w:after="160" w:line="259" w:lineRule="auto"/>
-    </w:pPr>
-    <w:rPr>
-      <w:sz w:val="22"/>
-      <w:szCs w:val="22"/>
-      <w:lang w:val="en-AU" w:eastAsia="en-AU"/>
-    </w:rPr>
-  </w:style>
-  <w:style w:type="paragraph" w:customStyle="1" w:styleId="84592D45F07E4ED59C0CCF2F0D5E5F64">
-    <w:name w:val="84592D45F07E4ED59C0CCF2F0D5E5F64"/>
-    <w:rsid w:val="0020768F"/>
-    <w:pPr>
-      <w:spacing w:after="160" w:line="259" w:lineRule="auto"/>
-    </w:pPr>
-    <w:rPr>
-      <w:sz w:val="22"/>
-      <w:szCs w:val="22"/>
-      <w:lang w:val="en-AU" w:eastAsia="en-AU"/>
-    </w:rPr>
-  </w:style>
-  <w:style w:type="paragraph" w:customStyle="1" w:styleId="461D0165AAF2492A899728F07AA1ECB5">
-    <w:name w:val="461D0165AAF2492A899728F07AA1ECB5"/>
-    <w:rsid w:val="0020768F"/>
-    <w:pPr>
-      <w:spacing w:after="160" w:line="259" w:lineRule="auto"/>
-    </w:pPr>
-    <w:rPr>
-      <w:sz w:val="22"/>
-      <w:szCs w:val="22"/>
-      <w:lang w:val="en-AU" w:eastAsia="en-AU"/>
-    </w:rPr>
-  </w:style>
-  <w:style w:type="paragraph" w:customStyle="1" w:styleId="CCAF15BD257A490EADEF8275FFF1FC80">
-    <w:name w:val="CCAF15BD257A490EADEF8275FFF1FC80"/>
-    <w:rsid w:val="0020768F"/>
-    <w:pPr>
-      <w:spacing w:after="160" w:line="259" w:lineRule="auto"/>
-    </w:pPr>
-    <w:rPr>
-      <w:sz w:val="22"/>
-      <w:szCs w:val="22"/>
-      <w:lang w:val="en-AU" w:eastAsia="en-AU"/>
-    </w:rPr>
-  </w:style>
-  <w:style w:type="paragraph" w:customStyle="1" w:styleId="400FE59BC6E14FD9A402400A26CA83DD">
-    <w:name w:val="400FE59BC6E14FD9A402400A26CA83DD"/>
-    <w:rsid w:val="0020768F"/>
-    <w:pPr>
-      <w:spacing w:after="160" w:line="259" w:lineRule="auto"/>
-    </w:pPr>
-    <w:rPr>
-      <w:sz w:val="22"/>
-      <w:szCs w:val="22"/>
-      <w:lang w:val="en-AU" w:eastAsia="en-AU"/>
-    </w:rPr>
-  </w:style>
-  <w:style w:type="paragraph" w:customStyle="1" w:styleId="8386198E48124F35A0E94DCC34D2A4A3">
-    <w:name w:val="8386198E48124F35A0E94DCC34D2A4A3"/>
-    <w:rsid w:val="0020768F"/>
-    <w:pPr>
-      <w:spacing w:after="160" w:line="259" w:lineRule="auto"/>
-    </w:pPr>
-    <w:rPr>
-      <w:sz w:val="22"/>
-      <w:szCs w:val="22"/>
-      <w:lang w:val="en-AU" w:eastAsia="en-AU"/>
-    </w:rPr>
-  </w:style>
-  <w:style w:type="paragraph" w:customStyle="1" w:styleId="AF709928E75A416498CDD9EC0970061A">
-    <w:name w:val="AF709928E75A416498CDD9EC0970061A"/>
-    <w:rsid w:val="0020768F"/>
-    <w:pPr>
-      <w:spacing w:after="160" w:line="259" w:lineRule="auto"/>
-    </w:pPr>
-    <w:rPr>
-      <w:sz w:val="22"/>
-      <w:szCs w:val="22"/>
-      <w:lang w:val="en-AU" w:eastAsia="en-AU"/>
-    </w:rPr>
-  </w:style>
-  <w:style w:type="paragraph" w:customStyle="1" w:styleId="3D6DBD68EB2E40108729535F2B74D8EB">
-    <w:name w:val="3D6DBD68EB2E40108729535F2B74D8EB"/>
-    <w:rsid w:val="0020768F"/>
-    <w:pPr>
-      <w:spacing w:after="160" w:line="259" w:lineRule="auto"/>
-    </w:pPr>
-    <w:rPr>
-      <w:sz w:val="22"/>
-      <w:szCs w:val="22"/>
-      <w:lang w:val="en-AU" w:eastAsia="en-AU"/>
-    </w:rPr>
-  </w:style>
-  <w:style w:type="paragraph" w:customStyle="1" w:styleId="A6FF99B200174B3EBC3D4A3336C86604">
-    <w:name w:val="A6FF99B200174B3EBC3D4A3336C86604"/>
-    <w:rsid w:val="0020768F"/>
-    <w:pPr>
-      <w:spacing w:after="160" w:line="259" w:lineRule="auto"/>
-    </w:pPr>
-    <w:rPr>
-      <w:sz w:val="22"/>
-      <w:szCs w:val="22"/>
-      <w:lang w:val="en-AU" w:eastAsia="en-AU"/>
-    </w:rPr>
-  </w:style>
-  <w:style w:type="paragraph" w:customStyle="1" w:styleId="70C95AC8BEA541B58C82AC53DC8E862E">
-    <w:name w:val="70C95AC8BEA541B58C82AC53DC8E862E"/>
-    <w:rsid w:val="0020768F"/>
-    <w:pPr>
-      <w:spacing w:after="160" w:line="259" w:lineRule="auto"/>
-    </w:pPr>
-    <w:rPr>
-      <w:sz w:val="22"/>
-      <w:szCs w:val="22"/>
-      <w:lang w:val="en-AU" w:eastAsia="en-AU"/>
-    </w:rPr>
-  </w:style>
-  <w:style w:type="paragraph" w:customStyle="1" w:styleId="DAB1D5B82B0745CABC93A486EE4CF57A">
-    <w:name w:val="DAB1D5B82B0745CABC93A486EE4CF57A"/>
-    <w:rsid w:val="0020768F"/>
-    <w:pPr>
-      <w:spacing w:after="160" w:line="259" w:lineRule="auto"/>
-    </w:pPr>
-    <w:rPr>
-      <w:sz w:val="22"/>
-      <w:szCs w:val="22"/>
-      <w:lang w:val="en-AU" w:eastAsia="en-AU"/>
-    </w:rPr>
-  </w:style>
-  <w:style w:type="paragraph" w:customStyle="1" w:styleId="8DF31982427342FE80F450648786BE51">
-    <w:name w:val="8DF31982427342FE80F450648786BE51"/>
-    <w:rsid w:val="0020768F"/>
-    <w:pPr>
-      <w:spacing w:after="160" w:line="259" w:lineRule="auto"/>
-    </w:pPr>
-    <w:rPr>
-      <w:sz w:val="22"/>
-      <w:szCs w:val="22"/>
-      <w:lang w:val="en-AU" w:eastAsia="en-AU"/>
-    </w:rPr>
-  </w:style>
-  <w:style w:type="paragraph" w:customStyle="1" w:styleId="A828F7B8898C40F0AC29A390209CA9FD">
-    <w:name w:val="A828F7B8898C40F0AC29A390209CA9FD"/>
-    <w:rsid w:val="0020768F"/>
-    <w:pPr>
-      <w:spacing w:after="160" w:line="259" w:lineRule="auto"/>
-    </w:pPr>
-    <w:rPr>
-      <w:sz w:val="22"/>
-      <w:szCs w:val="22"/>
-      <w:lang w:val="en-AU" w:eastAsia="en-AU"/>
-    </w:rPr>
-  </w:style>
-  <w:style w:type="paragraph" w:customStyle="1" w:styleId="3E24152B22264C87A087F8CC0374937A">
-    <w:name w:val="3E24152B22264C87A087F8CC0374937A"/>
-    <w:rsid w:val="0020768F"/>
-    <w:pPr>
-      <w:spacing w:after="160" w:line="259" w:lineRule="auto"/>
-    </w:pPr>
-    <w:rPr>
-      <w:sz w:val="22"/>
-      <w:szCs w:val="22"/>
-      <w:lang w:val="en-AU" w:eastAsia="en-AU"/>
-    </w:rPr>
-  </w:style>
-  <w:style w:type="paragraph" w:customStyle="1" w:styleId="D4397548AE4A4E7DA0489B9C21406094">
-    <w:name w:val="D4397548AE4A4E7DA0489B9C21406094"/>
-    <w:rsid w:val="0020768F"/>
-    <w:pPr>
-      <w:spacing w:after="160" w:line="259" w:lineRule="auto"/>
-    </w:pPr>
-    <w:rPr>
-      <w:sz w:val="22"/>
-      <w:szCs w:val="22"/>
-      <w:lang w:val="en-AU" w:eastAsia="en-AU"/>
-    </w:rPr>
-  </w:style>
-  <w:style w:type="paragraph" w:customStyle="1" w:styleId="780D587F70B34B0ABB12272A8291BE6E">
-    <w:name w:val="780D587F70B34B0ABB12272A8291BE6E"/>
-    <w:rsid w:val="0020768F"/>
-    <w:pPr>
-      <w:spacing w:after="160" w:line="259" w:lineRule="auto"/>
-    </w:pPr>
-    <w:rPr>
-      <w:sz w:val="22"/>
-      <w:szCs w:val="22"/>
-      <w:lang w:val="en-AU" w:eastAsia="en-AU"/>
-    </w:rPr>
-  </w:style>
-  <w:style w:type="paragraph" w:customStyle="1" w:styleId="4ADACDEBDC664641A47CD1A645636C33">
-    <w:name w:val="4ADACDEBDC664641A47CD1A645636C33"/>
-    <w:rsid w:val="0020768F"/>
-    <w:pPr>
-      <w:spacing w:after="160" w:line="259" w:lineRule="auto"/>
-    </w:pPr>
-    <w:rPr>
-      <w:sz w:val="22"/>
-      <w:szCs w:val="22"/>
-      <w:lang w:val="en-AU" w:eastAsia="en-AU"/>
-    </w:rPr>
-  </w:style>
-  <w:style w:type="paragraph" w:customStyle="1" w:styleId="F951A11615BC4300946650F7EE4E9159">
-    <w:name w:val="F951A11615BC4300946650F7EE4E9159"/>
-    <w:rsid w:val="0020768F"/>
-    <w:pPr>
-      <w:spacing w:after="160" w:line="259" w:lineRule="auto"/>
-    </w:pPr>
-    <w:rPr>
-      <w:sz w:val="22"/>
-      <w:szCs w:val="22"/>
-      <w:lang w:val="en-AU" w:eastAsia="en-AU"/>
-    </w:rPr>
-  </w:style>
-  <w:style w:type="paragraph" w:customStyle="1" w:styleId="EDA39A8EE8CE49B7B45264E2C166DA7D">
-    <w:name w:val="EDA39A8EE8CE49B7B45264E2C166DA7D"/>
-    <w:rsid w:val="0020768F"/>
-    <w:pPr>
-      <w:spacing w:after="160" w:line="259" w:lineRule="auto"/>
-    </w:pPr>
-    <w:rPr>
-      <w:sz w:val="22"/>
-      <w:szCs w:val="22"/>
-      <w:lang w:val="en-AU" w:eastAsia="en-AU"/>
-    </w:rPr>
-  </w:style>
-  <w:style w:type="paragraph" w:customStyle="1" w:styleId="A004AA3C83DA497BBFCC07D6117CF5CF">
-    <w:name w:val="A004AA3C83DA497BBFCC07D6117CF5CF"/>
-    <w:rsid w:val="0020768F"/>
-    <w:pPr>
-      <w:spacing w:after="160" w:line="259" w:lineRule="auto"/>
-    </w:pPr>
-    <w:rPr>
-      <w:sz w:val="22"/>
-      <w:szCs w:val="22"/>
-      <w:lang w:val="en-AU" w:eastAsia="en-AU"/>
-    </w:rPr>
-  </w:style>
-  <w:style w:type="paragraph" w:customStyle="1" w:styleId="5D92C7D3B6424063AE92C8A6BBB3DBED">
-    <w:name w:val="5D92C7D3B6424063AE92C8A6BBB3DBED"/>
-    <w:rsid w:val="0020768F"/>
-    <w:pPr>
-      <w:spacing w:after="160" w:line="259" w:lineRule="auto"/>
-    </w:pPr>
-    <w:rPr>
-      <w:sz w:val="22"/>
-      <w:szCs w:val="22"/>
-      <w:lang w:val="en-AU" w:eastAsia="en-AU"/>
-    </w:rPr>
-  </w:style>
-  <w:style w:type="paragraph" w:customStyle="1" w:styleId="EBF3B83ED0D847D8B54A558BDDD63295">
-    <w:name w:val="EBF3B83ED0D847D8B54A558BDDD63295"/>
-    <w:rsid w:val="0020768F"/>
-    <w:pPr>
-      <w:spacing w:after="160" w:line="259" w:lineRule="auto"/>
-    </w:pPr>
-    <w:rPr>
-      <w:sz w:val="22"/>
-      <w:szCs w:val="22"/>
-      <w:lang w:val="en-AU" w:eastAsia="en-AU"/>
-    </w:rPr>
-  </w:style>
-  <w:style w:type="paragraph" w:customStyle="1" w:styleId="C0D167D91B2E4F44918D67F834D9537F">
-    <w:name w:val="C0D167D91B2E4F44918D67F834D9537F"/>
-    <w:rsid w:val="0020768F"/>
-    <w:pPr>
-      <w:spacing w:after="160" w:line="259" w:lineRule="auto"/>
-    </w:pPr>
-    <w:rPr>
-      <w:sz w:val="22"/>
-      <w:szCs w:val="22"/>
-      <w:lang w:val="en-AU" w:eastAsia="en-AU"/>
-    </w:rPr>
-  </w:style>
-  <w:style w:type="paragraph" w:customStyle="1" w:styleId="53C49CDD7768428C9517E509D2157875">
-    <w:name w:val="53C49CDD7768428C9517E509D2157875"/>
-    <w:rsid w:val="0020768F"/>
-    <w:pPr>
-      <w:spacing w:after="160" w:line="259" w:lineRule="auto"/>
-    </w:pPr>
-    <w:rPr>
-      <w:sz w:val="22"/>
-      <w:szCs w:val="22"/>
-      <w:lang w:val="en-AU" w:eastAsia="en-AU"/>
-    </w:rPr>
-  </w:style>
-  <w:style w:type="paragraph" w:customStyle="1" w:styleId="834D96C672564458968CB74083A03889">
-    <w:name w:val="834D96C672564458968CB74083A03889"/>
-    <w:rsid w:val="0020768F"/>
-    <w:pPr>
-      <w:spacing w:after="160" w:line="259" w:lineRule="auto"/>
-    </w:pPr>
-    <w:rPr>
-      <w:sz w:val="22"/>
-      <w:szCs w:val="22"/>
-      <w:lang w:val="en-AU" w:eastAsia="en-AU"/>
-    </w:rPr>
-  </w:style>
-</w:styles>
-</file>
-
-<file path=word/glossary/webSettings2.xml><?xml version="1.0" encoding="utf-8"?>
-<w:webSettings xmlns:mc="http://schemas.openxmlformats.org/markup-compatibility/2006" xmlns:r="http://schemas.openxmlformats.org/officeDocument/2006/relationships" xmlns:w="http://schemas.openxmlformats.org/wordprocessingml/2006/main" xmlns:w14="http://schemas.microsoft.com/office/word/2010/wordml" xmlns:w15="http://schemas.microsoft.com/office/word/2012/wordml" xmlns:w16cex="http://schemas.microsoft.com/office/word/2018/wordml/cex" xmlns:w16cid="http://schemas.microsoft.com/office/word/2016/wordml/cid" xmlns:w16="http://schemas.microsoft.com/office/word/2018/wordml" xmlns:w16sdtdh="http://schemas.microsoft.com/office/word/2020/wordml/sdtdatahash" xmlns:w16se="http://schemas.microsoft.com/office/word/2015/wordml/symex" mc:Ignorable="w14 w15 w16se w16cid w16 w16cex w16sdtdh">
-  <w:optimizeForBrowser/>
-  <w:allowPNG/>
-</w:webSettings>
-</file>
-
 <file path=word/theme/theme11.xml><?xml version="1.0" encoding="utf-8"?>
 <a:theme xmlns:a="http://schemas.openxmlformats.org/drawingml/2006/main" name="Office Theme">
   <a:themeElements>
@@ -35222,366 +33131,6 @@
 </a:theme>
 </file>
 
-<file path=customXml/item13.xml><?xml version="1.0" encoding="utf-8"?>
-<CoverPageProperties xmlns="http://schemas.microsoft.com/office/2006/coverPageProps">
-  <PublishDate/>
-  <Abstract/>
-  <CompanyAddress/>
-  <CompanyPhone/>
-  <CompanyFax/>
-  <CompanyEmail/>
-</CoverPageProperties>
-</file>
-
-<file path=customXml/item22.xml><?xml version="1.0" encoding="utf-8"?>
-<ct:contentTypeSchema xmlns:ct="http://schemas.microsoft.com/office/2006/metadata/contentType" xmlns:ma="http://schemas.microsoft.com/office/2006/metadata/properties/metaAttributes" ct:_="" ma:_="" ma:contentTypeName="Document" ma:contentTypeID="0x01010079F111ED35F8CC479449609E8A0923A6" ma:contentTypeVersion="26" ma:contentTypeDescription="Create a new document." ma:contentTypeScope="" ma:versionID="ac37c1753acd5e330d2062ccec26ea66">
-  <xsd:schema xmlns:xsd="http://www.w3.org/2001/XMLSchema" xmlns:xs="http://www.w3.org/2001/XMLSchema" xmlns:p="http://schemas.microsoft.com/office/2006/metadata/properties" xmlns:ns1="http://schemas.microsoft.com/sharepoint/v3" xmlns:ns2="71af3243-3dd4-4a8d-8c0d-dd76da1f02a5" xmlns:ns3="16c05727-aa75-4e4a-9b5f-8a80a1165891" xmlns:ns4="230e9df3-be65-4c73-a93b-d1236ebd677e" targetNamespace="http://schemas.microsoft.com/office/2006/metadata/properties" ma:root="true" ma:fieldsID="3b340c7101c92c5120abd06486f94548" ns1:_="" ns2:_="" ns3:_="" ns4:_="">
-    <xsd:import namespace="http://schemas.microsoft.com/sharepoint/v3"/>
-    <xsd:import namespace="71af3243-3dd4-4a8d-8c0d-dd76da1f02a5"/>
-    <xsd:import namespace="16c05727-aa75-4e4a-9b5f-8a80a1165891"/>
-    <xsd:import namespace="230e9df3-be65-4c73-a93b-d1236ebd677e"/>
-    <xsd:element name="properties">
-      <xsd:complexType>
-        <xsd:sequence>
-          <xsd:element name="documentManagement">
-            <xsd:complexType>
-              <xsd:all>
-                <xsd:element ref="ns2:Status" minOccurs="0"/>
-                <xsd:element ref="ns2:Image" minOccurs="0"/>
-                <xsd:element ref="ns2:MediaServiceMetadata" minOccurs="0"/>
-                <xsd:element ref="ns2:MediaServiceFastMetadata" minOccurs="0"/>
-                <xsd:element ref="ns2:MediaServiceOCR" minOccurs="0"/>
-                <xsd:element ref="ns2:MediaServiceAutoTags" minOccurs="0"/>
-                <xsd:element ref="ns2:MediaServiceEventHashCode" minOccurs="0"/>
-                <xsd:element ref="ns2:MediaServiceGenerationTime" minOccurs="0"/>
-                <xsd:element ref="ns3:SharedWithUsers" minOccurs="0"/>
-                <xsd:element ref="ns3:SharedWithDetails" minOccurs="0"/>
-                <xsd:element ref="ns2:MediaServiceAutoKeyPoints" minOccurs="0"/>
-                <xsd:element ref="ns2:MediaServiceKeyPoints" minOccurs="0"/>
-                <xsd:element ref="ns2:MediaServiceDateTaken" minOccurs="0"/>
-                <xsd:element ref="ns1:_ip_UnifiedCompliancePolicyProperties" minOccurs="0"/>
-                <xsd:element ref="ns1:_ip_UnifiedCompliancePolicyUIAction" minOccurs="0"/>
-                <xsd:element ref="ns4:TaxCatchAll" minOccurs="0"/>
-                <xsd:element ref="ns2:ImageTagsTaxHTField" minOccurs="0"/>
-                <xsd:element ref="ns2:MediaServiceLocation" minOccurs="0"/>
-                <xsd:element ref="ns2:MediaLengthInSeconds" minOccurs="0"/>
-                <xsd:element ref="ns2:Background" minOccurs="0"/>
-                <xsd:element ref="ns2:MediaServiceSearchProperties" minOccurs="0"/>
-                <xsd:element ref="ns2:MediaServiceDocTags" minOccurs="0"/>
-              </xsd:all>
-            </xsd:complexType>
-          </xsd:element>
-        </xsd:sequence>
-      </xsd:complexType>
-    </xsd:element>
-  </xsd:schema>
-  <xsd:schema xmlns:xsd="http://www.w3.org/2001/XMLSchema" xmlns:xs="http://www.w3.org/2001/XMLSchema" xmlns:dms="http://schemas.microsoft.com/office/2006/documentManagement/types" xmlns:pc="http://schemas.microsoft.com/office/infopath/2007/PartnerControls" targetNamespace="http://schemas.microsoft.com/sharepoint/v3" elementFormDefault="qualified">
-    <xsd:import namespace="http://schemas.microsoft.com/office/2006/documentManagement/types"/>
-    <xsd:import namespace="http://schemas.microsoft.com/office/infopath/2007/PartnerControls"/>
-    <xsd:element name="_ip_UnifiedCompliancePolicyProperties" ma:index="20" nillable="true" ma:displayName="Unified Compliance Policy Properties" ma:hidden="true" ma:internalName="_ip_UnifiedCompliancePolicyProperties" ma:readOnly="false">
-      <xsd:simpleType>
-        <xsd:restriction base="dms:Note"/>
-      </xsd:simpleType>
-    </xsd:element>
-    <xsd:element name="_ip_UnifiedCompliancePolicyUIAction" ma:index="21" nillable="true" ma:displayName="Unified Compliance Policy UI Action" ma:hidden="true" ma:internalName="_ip_UnifiedCompliancePolicyUIAction" ma:readOnly="false">
-      <xsd:simpleType>
-        <xsd:restriction base="dms:Text"/>
-      </xsd:simpleType>
-    </xsd:element>
-  </xsd:schema>
-  <xsd:schema xmlns:xsd="http://www.w3.org/2001/XMLSchema" xmlns:xs="http://www.w3.org/2001/XMLSchema" xmlns:dms="http://schemas.microsoft.com/office/2006/documentManagement/types" xmlns:pc="http://schemas.microsoft.com/office/infopath/2007/PartnerControls" targetNamespace="71af3243-3dd4-4a8d-8c0d-dd76da1f02a5" elementFormDefault="qualified">
-    <xsd:import namespace="http://schemas.microsoft.com/office/2006/documentManagement/types"/>
-    <xsd:import namespace="http://schemas.microsoft.com/office/infopath/2007/PartnerControls"/>
-    <xsd:element name="Status" ma:index="2" nillable="true" ma:displayName="Status" ma:default="Not started" ma:format="Dropdown" ma:internalName="Status" ma:readOnly="false">
-      <xsd:simpleType>
-        <xsd:restriction base="dms:Choice">
-          <xsd:enumeration value="Not started"/>
-          <xsd:enumeration value="In Progress"/>
-          <xsd:enumeration value="Completed"/>
-        </xsd:restriction>
-      </xsd:simpleType>
-    </xsd:element>
-    <xsd:element name="Image" ma:index="3" nillable="true" ma:displayName="Image" ma:format="Image" ma:internalName="Image" ma:readOnly="false">
-      <xsd:complexType>
-        <xsd:complexContent>
-          <xsd:extension base="dms:URL">
-            <xsd:sequence>
-              <xsd:element name="Url" type="dms:ValidUrl" minOccurs="0" nillable="true"/>
-              <xsd:element name="Description" type="xsd:string" nillable="true"/>
-            </xsd:sequence>
-          </xsd:extension>
-        </xsd:complexContent>
-      </xsd:complexType>
-    </xsd:element>
-    <xsd:element name="MediaServiceMetadata" ma:index="8" nillable="true" ma:displayName="MediaServiceMetadata" ma:hidden="true" ma:internalName="MediaServiceMetadata" ma:readOnly="true">
-      <xsd:simpleType>
-        <xsd:restriction base="dms:Note"/>
-      </xsd:simpleType>
-    </xsd:element>
-    <xsd:element name="MediaServiceFastMetadata" ma:index="9" nillable="true" ma:displayName="MediaServiceFastMetadata" ma:hidden="true" ma:internalName="MediaServiceFastMetadata" ma:readOnly="true">
-      <xsd:simpleType>
-        <xsd:restriction base="dms:Note"/>
-      </xsd:simpleType>
-    </xsd:element>
-    <xsd:element name="MediaServiceOCR" ma:index="10" nillable="true" ma:displayName="MediaServiceOCR" ma:hidden="true" ma:internalName="MediaServiceOCR" ma:readOnly="true">
-      <xsd:simpleType>
-        <xsd:restriction base="dms:Note"/>
-      </xsd:simpleType>
-    </xsd:element>
-    <xsd:element name="MediaServiceAutoTags" ma:index="11" nillable="true" ma:displayName="MediaServiceAutoTags" ma:hidden="true" ma:internalName="MediaServiceAutoTags" ma:readOnly="true">
-      <xsd:simpleType>
-        <xsd:restriction base="dms:Text"/>
-      </xsd:simpleType>
-    </xsd:element>
-    <xsd:element name="MediaServiceEventHashCode" ma:index="12" nillable="true" ma:displayName="MediaServiceEventHashCode" ma:hidden="true" ma:internalName="MediaServiceEventHashCode" ma:readOnly="true">
-      <xsd:simpleType>
-        <xsd:restriction base="dms:Text"/>
-      </xsd:simpleType>
-    </xsd:element>
-    <xsd:element name="MediaServiceGenerationTime" ma:index="13" nillable="true" ma:displayName="MediaServiceGenerationTime" ma:hidden="true" ma:internalName="MediaServiceGenerationTime" ma:readOnly="true">
-      <xsd:simpleType>
-        <xsd:restriction base="dms:Text"/>
-      </xsd:simpleType>
-    </xsd:element>
-    <xsd:element name="MediaServiceAutoKeyPoints" ma:index="16" nillable="true" ma:displayName="MediaServiceAutoKeyPoints" ma:hidden="true" ma:internalName="MediaServiceAutoKeyPoints" ma:readOnly="true">
-      <xsd:simpleType>
-        <xsd:restriction base="dms:Note"/>
-      </xsd:simpleType>
-    </xsd:element>
-    <xsd:element name="MediaServiceKeyPoints" ma:index="17" nillable="true" ma:displayName="KeyPoints" ma:hidden="true" ma:internalName="MediaServiceKeyPoints" ma:readOnly="false">
-      <xsd:simpleType>
-        <xsd:restriction base="dms:Note"/>
-      </xsd:simpleType>
-    </xsd:element>
-    <xsd:element name="MediaServiceDateTaken" ma:index="18" nillable="true" ma:displayName="MediaServiceDateTaken" ma:hidden="true" ma:internalName="MediaServiceDateTaken" ma:readOnly="true">
-      <xsd:simpleType>
-        <xsd:restriction base="dms:Text"/>
-      </xsd:simpleType>
-    </xsd:element>
-    <xsd:element name="ImageTagsTaxHTField" ma:index="25" nillable="true" ma:taxonomy="true" ma:internalName="ImageTagsTaxHTField" ma:taxonomyFieldName="MediaServiceImageTags" ma:displayName="Image Tags" ma:readOnly="false" ma:fieldId="{5cf76f15-5ced-4ddc-b409-7134ff3c332f}" ma:taxonomyMulti="true" ma:sspId="e385fb40-52d4-4fae-9c5b-3e8ff8a5878e" ma:termSetId="09814cd3-568e-fe90-9814-8d621ff8fb84" ma:anchorId="fba54fb3-c3e1-fe81-a776-ca4b69148c4d" ma:open="true" ma:isKeyword="false">
-      <xsd:complexType>
-        <xsd:sequence>
-          <xsd:element ref="pc:Terms" minOccurs="0" maxOccurs="1"/>
-        </xsd:sequence>
-      </xsd:complexType>
-    </xsd:element>
-    <xsd:element name="MediaServiceLocation" ma:index="26" nillable="true" ma:displayName="Location" ma:hidden="true" ma:internalName="MediaServiceLocation" ma:readOnly="true">
-      <xsd:simpleType>
-        <xsd:restriction base="dms:Text"/>
-      </xsd:simpleType>
-    </xsd:element>
-    <xsd:element name="MediaLengthInSeconds" ma:index="27" nillable="true" ma:displayName="MediaLengthInSeconds" ma:hidden="true" ma:internalName="MediaLengthInSeconds" ma:readOnly="true">
-      <xsd:simpleType>
-        <xsd:restriction base="dms:Unknown"/>
-      </xsd:simpleType>
-    </xsd:element>
-    <xsd:element name="Background" ma:index="28" nillable="true" ma:displayName="Background" ma:default="0" ma:format="Dropdown" ma:internalName="Background">
-      <xsd:simpleType>
-        <xsd:restriction base="dms:Boolean"/>
-      </xsd:simpleType>
-    </xsd:element>
-    <xsd:element name="MediaServiceSearchProperties" ma:index="29" nillable="true" ma:displayName="MediaServiceSearchProperties" ma:hidden="true" ma:internalName="MediaServiceSearchProperties" ma:readOnly="true">
-      <xsd:simpleType>
-        <xsd:restriction base="dms:Note"/>
-      </xsd:simpleType>
-    </xsd:element>
-    <xsd:element name="MediaServiceDocTags" ma:index="30" nillable="true" ma:displayName="MediaServiceDocTags" ma:hidden="true" ma:internalName="MediaServiceDocTags" ma:readOnly="true">
-      <xsd:simpleType>
-        <xsd:restriction base="dms:Note"/>
-      </xsd:simpleType>
-    </xsd:element>
-  </xsd:schema>
-  <xsd:schema xmlns:xsd="http://www.w3.org/2001/XMLSchema" xmlns:xs="http://www.w3.org/2001/XMLSchema" xmlns:dms="http://schemas.microsoft.com/office/2006/documentManagement/types" xmlns:pc="http://schemas.microsoft.com/office/infopath/2007/PartnerControls" targetNamespace="16c05727-aa75-4e4a-9b5f-8a80a1165891" elementFormDefault="qualified">
-    <xsd:import namespace="http://schemas.microsoft.com/office/2006/documentManagement/types"/>
-    <xsd:import namespace="http://schemas.microsoft.com/office/infopath/2007/PartnerControls"/>
-    <xsd:element name="SharedWithUsers" ma:index="14" nillable="true" ma:displayName="Shared With" ma:hidden="true" ma:internalName="SharedWithUsers" ma:readOnly="true">
-      <xsd:complexType>
-        <xsd:complexContent>
-          <xsd:extension base="dms:UserMulti">
-            <xsd:sequence>
-              <xsd:element name="UserInfo" minOccurs="0" maxOccurs="unbounded">
-                <xsd:complexType>
-                  <xsd:sequence>
-                    <xsd:element name="DisplayName" type="xsd:string" minOccurs="0"/>
-                    <xsd:element name="AccountId" type="dms:UserId" minOccurs="0" nillable="true"/>
-                    <xsd:element name="AccountType" type="xsd:string" minOccurs="0"/>
-                  </xsd:sequence>
-                </xsd:complexType>
-              </xsd:element>
-            </xsd:sequence>
-          </xsd:extension>
-        </xsd:complexContent>
-      </xsd:complexType>
-    </xsd:element>
-    <xsd:element name="SharedWithDetails" ma:index="15" nillable="true" ma:displayName="Shared With Details" ma:hidden="true" ma:internalName="SharedWithDetails" ma:readOnly="true">
-      <xsd:simpleType>
-        <xsd:restriction base="dms:Note"/>
-      </xsd:simpleType>
-    </xsd:element>
-  </xsd:schema>
-  <xsd:schema xmlns:xsd="http://www.w3.org/2001/XMLSchema" xmlns:xs="http://www.w3.org/2001/XMLSchema" xmlns:dms="http://schemas.microsoft.com/office/2006/documentManagement/types" xmlns:pc="http://schemas.microsoft.com/office/infopath/2007/PartnerControls" targetNamespace="230e9df3-be65-4c73-a93b-d1236ebd677e" elementFormDefault="qualified">
-    <xsd:import namespace="http://schemas.microsoft.com/office/2006/documentManagement/types"/>
-    <xsd:import namespace="http://schemas.microsoft.com/office/infopath/2007/PartnerControls"/>
-    <xsd:element name="TaxCatchAll" ma:index="23" nillable="true" ma:displayName="Taxonomy Catch All Column" ma:hidden="true" ma:list="{3f6bfcbc-3db3-4ae6-bd76-326f0798ad28}" ma:internalName="TaxCatchAll" ma:readOnly="false" ma:showField="CatchAllData" ma:web="16c05727-aa75-4e4a-9b5f-8a80a1165891">
-      <xsd:complexType>
-        <xsd:complexContent>
-          <xsd:extension base="dms:MultiChoiceLookup">
-            <xsd:sequence>
-              <xsd:element name="Value" type="dms:Lookup" maxOccurs="unbounded" minOccurs="0" nillable="true"/>
-            </xsd:sequence>
-          </xsd:extension>
-        </xsd:complexContent>
-      </xsd:complexType>
-    </xsd:element>
-  </xsd:schema>
-  <xsd:schema xmlns="http://schemas.openxmlformats.org/package/2006/metadata/core-properties" xmlns:xsd="http://www.w3.org/2001/XMLSchema" xmlns:xsi="http://www.w3.org/2001/XMLSchema-instance" xmlns:dc="http://purl.org/dc/elements/1.1/" xmlns:dcterms="http://purl.org/dc/terms/" xmlns:odoc="http://schemas.microsoft.com/internal/obd" targetNamespace="http://schemas.openxmlformats.org/package/2006/metadata/core-properties" elementFormDefault="qualified" attributeFormDefault="unqualified" blockDefault="#all">
-    <xsd:import namespace="http://purl.org/dc/elements/1.1/" schemaLocation="http://dublincore.org/schemas/xmls/qdc/2003/04/02/dc.xsd"/>
-    <xsd:import namespace="http://purl.org/dc/terms/" schemaLocation="http://dublincore.org/schemas/xmls/qdc/2003/04/02/dcterms.xsd"/>
-    <xsd:element name="coreProperties" type="CT_coreProperties"/>
-    <xsd:complexType name="CT_coreProperties">
-      <xsd:all>
-        <xsd:element ref="dc:creator" minOccurs="0" maxOccurs="1"/>
-        <xsd:element ref="dcterms:created" minOccurs="0" maxOccurs="1"/>
-        <xsd:element ref="dc:identifier" minOccurs="0" maxOccurs="1"/>
-        <xsd:element name="contentType" minOccurs="0" maxOccurs="1" type="xsd:string" ma:displayName="Content Type"/>
-        <xsd:element ref="dc:title" minOccurs="0" maxOccurs="1" ma:index="1" ma:displayName="Title"/>
-        <xsd:element ref="dc:subject" minOccurs="0" maxOccurs="1"/>
-        <xsd:element ref="dc:description" minOccurs="0" maxOccurs="1"/>
-        <xsd:element name="keywords" minOccurs="0" maxOccurs="1" type="xsd:string"/>
-        <xsd:element ref="dc:language" minOccurs="0" maxOccurs="1"/>
-        <xsd:element name="category" minOccurs="0" maxOccurs="1" type="xsd:string"/>
-        <xsd:element name="version" minOccurs="0" maxOccurs="1" type="xsd:string"/>
-        <xsd:element name="revision" minOccurs="0" maxOccurs="1" type="xsd:string">
-          <xsd:annotation>
-            <xsd:documentation>
-                        This value indicates the number of saves or revisions. The application is responsible for updating this value after each revision.
-                    </xsd:documentation>
-          </xsd:annotation>
-        </xsd:element>
-        <xsd:element name="lastModifiedBy" minOccurs="0" maxOccurs="1" type="xsd:string"/>
-        <xsd:element ref="dcterms:modified" minOccurs="0" maxOccurs="1"/>
-        <xsd:element name="contentStatus" minOccurs="0" maxOccurs="1" type="xsd:string"/>
-      </xsd:all>
-    </xsd:complexType>
-  </xsd:schema>
-  <xs:schema xmlns:pc="http://schemas.microsoft.com/office/infopath/2007/PartnerControls" xmlns:xs="http://www.w3.org/2001/XMLSchema" targetNamespace="http://schemas.microsoft.com/office/infopath/2007/PartnerControls" elementFormDefault="qualified" attributeFormDefault="unqualified">
-    <xs:element name="Person">
-      <xs:complexType>
-        <xs:sequence>
-          <xs:element ref="pc:DisplayName" minOccurs="0"/>
-          <xs:element ref="pc:AccountId" minOccurs="0"/>
-          <xs:element ref="pc:AccountType" minOccurs="0"/>
-        </xs:sequence>
-      </xs:complexType>
-    </xs:element>
-    <xs:element name="DisplayName" type="xs:string"/>
-    <xs:element name="AccountId" type="xs:string"/>
-    <xs:element name="AccountType" type="xs:string"/>
-    <xs:element name="BDCAssociatedEntity">
-      <xs:complexType>
-        <xs:sequence>
-          <xs:element ref="pc:BDCEntity" minOccurs="0" maxOccurs="unbounded"/>
-        </xs:sequence>
-        <xs:attribute ref="pc:EntityNamespace"/>
-        <xs:attribute ref="pc:EntityName"/>
-        <xs:attribute ref="pc:SystemInstanceName"/>
-        <xs:attribute ref="pc:AssociationName"/>
-      </xs:complexType>
-    </xs:element>
-    <xs:attribute name="EntityNamespace" type="xs:string"/>
-    <xs:attribute name="EntityName" type="xs:string"/>
-    <xs:attribute name="SystemInstanceName" type="xs:string"/>
-    <xs:attribute name="AssociationName" type="xs:string"/>
-    <xs:element name="BDCEntity">
-      <xs:complexType>
-        <xs:sequence>
-          <xs:element ref="pc:EntityDisplayName" minOccurs="0"/>
-          <xs:element ref="pc:EntityInstanceReference" minOccurs="0"/>
-          <xs:element ref="pc:EntityId1" minOccurs="0"/>
-          <xs:element ref="pc:EntityId2" minOccurs="0"/>
-          <xs:element ref="pc:EntityId3" minOccurs="0"/>
-          <xs:element ref="pc:EntityId4" minOccurs="0"/>
-          <xs:element ref="pc:EntityId5" minOccurs="0"/>
-        </xs:sequence>
-      </xs:complexType>
-    </xs:element>
-    <xs:element name="EntityDisplayName" type="xs:string"/>
-    <xs:element name="EntityInstanceReference" type="xs:string"/>
-    <xs:element name="EntityId1" type="xs:string"/>
-    <xs:element name="EntityId2" type="xs:string"/>
-    <xs:element name="EntityId3" type="xs:string"/>
-    <xs:element name="EntityId4" type="xs:string"/>
-    <xs:element name="EntityId5" type="xs:string"/>
-    <xs:element name="Terms">
-      <xs:complexType>
-        <xs:sequence>
-          <xs:element ref="pc:TermInfo" minOccurs="0" maxOccurs="unbounded"/>
-        </xs:sequence>
-      </xs:complexType>
-    </xs:element>
-    <xs:element name="TermInfo">
-      <xs:complexType>
-        <xs:sequence>
-          <xs:element ref="pc:TermName" minOccurs="0"/>
-          <xs:element ref="pc:TermId" minOccurs="0"/>
-        </xs:sequence>
-      </xs:complexType>
-    </xs:element>
-    <xs:element name="TermName" type="xs:string"/>
-    <xs:element name="TermId" type="xs:string"/>
-  </xs:schema>
-</ct:contentTypeSchema>
-</file>
-
-<file path=customXml/item3.xml><?xml version="1.0" encoding="utf-8"?>
-<?mso-contentType ?>
-<FormTemplates xmlns="http://schemas.microsoft.com/sharepoint/v3/contenttype/forms">
-  <Display>DocumentLibraryForm</Display>
-  <Edit>DocumentLibraryForm</Edit>
-  <New>DocumentLibraryForm</New>
-</FormTemplates>
-</file>
-
-<file path=customXml/item44.xml><?xml version="1.0" encoding="utf-8"?>
-<p:properties xmlns:p="http://schemas.microsoft.com/office/2006/metadata/properties" xmlns:xsi="http://www.w3.org/2001/XMLSchema-instance" xmlns:pc="http://schemas.microsoft.com/office/infopath/2007/PartnerControls">
-  <documentManagement>
-    <_ip_UnifiedCompliancePolicyUIAction xmlns="http://schemas.microsoft.com/sharepoint/v3" xsi:nil="true"/>
-    <Image xmlns="71af3243-3dd4-4a8d-8c0d-dd76da1f02a5">
-      <Url xsi:nil="true"/>
-      <Description xsi:nil="true"/>
-    </Image>
-    <Status xmlns="71af3243-3dd4-4a8d-8c0d-dd76da1f02a5">Not started</Status>
-    <Background xmlns="71af3243-3dd4-4a8d-8c0d-dd76da1f02a5">false</Background>
-    <_ip_UnifiedCompliancePolicyProperties xmlns="http://schemas.microsoft.com/sharepoint/v3" xsi:nil="true"/>
-    <ImageTagsTaxHTField xmlns="71af3243-3dd4-4a8d-8c0d-dd76da1f02a5">
-      <Terms xmlns="http://schemas.microsoft.com/office/infopath/2007/PartnerControls"/>
-    </ImageTagsTaxHTField>
-    <TaxCatchAll xmlns="230e9df3-be65-4c73-a93b-d1236ebd677e" xsi:nil="true"/>
-    <MediaServiceKeyPoints xmlns="71af3243-3dd4-4a8d-8c0d-dd76da1f02a5" xsi:nil="true"/>
-  </documentManagement>
-</p:properties>
-</file>
-
-<file path=customXml/itemProps13.xml><?xml version="1.0" encoding="utf-8"?>
-<ds:datastoreItem xmlns:ds="http://schemas.openxmlformats.org/officeDocument/2006/customXml" ds:itemID="{55AF091B-3C7A-41E3-B477-F2FDAA23CFDA}">
-  <ds:schemaRefs>
-    <ds:schemaRef ds:uri="http://schemas.microsoft.com/office/2006/coverPageProps"/>
-  </ds:schemaRefs>
-</ds:datastoreItem>
-</file>
-
-<file path=customXml/itemProps22.xml><?xml version="1.0" encoding="utf-8"?>
-<ds:datastoreItem xmlns:ds="http://schemas.openxmlformats.org/officeDocument/2006/customXml" ds:itemID="{4548B87E-686D-41DE-AD54-BB70398ACE70}"/>
-</file>
-
-<file path=customXml/itemProps31.xml><?xml version="1.0" encoding="utf-8"?>
-<ds:datastoreItem xmlns:ds="http://schemas.openxmlformats.org/officeDocument/2006/customXml" ds:itemID="{0486AFC0-3F5B-403D-A7A2-1451A20D9330}"/>
-</file>
-
-<file path=customXml/itemProps44.xml><?xml version="1.0" encoding="utf-8"?>
-<ds:datastoreItem xmlns:ds="http://schemas.openxmlformats.org/officeDocument/2006/customXml" ds:itemID="{CDCFB4AA-5922-4B61-A248-205D5EB5AA61}"/>
-</file>
-
 <file path=docMetadata/LabelInfo.xml><?xml version="1.0" encoding="utf-8"?>
 <clbl:labelList xmlns:clbl="http://schemas.microsoft.com/office/2020/mipLabelMetadata"/>
 </file>